--- a/downloads/resources/student-instructions-and-faculty-customization-checklist.docx
+++ b/downloads/resources/student-instructions-and-faculty-customization-checklist.docx
@@ -6,28 +6,39 @@
       <w:pPr>
         <w:spacing w:before="680" w:after="80"/>
         <w:jc w:val="center"/>
-      </w:pPr>
-      <w:r>
-        <w:rPr>
-          <w:rFonts w:ascii="Aptos Display" w:hAnsi="Aptos Display"/>
-          <w:b/>
-          <w:color w:val="2B6F9C"/>
-          <w:sz w:val="30"/>
-        </w:rPr>
-        <w:t>STUDENT INSTRUCTIONS AND</w:t>
-      </w:r>
-    </w:p>
-    <w:p>
-      <w:pPr>
-        <w:spacing w:after="80"/>
-        <w:jc w:val="center"/>
+        <w:rPr>
+          <w:color w:val="910039"/>
+          <w:sz w:val="32"/>
+          <w:szCs w:val="36"/>
+        </w:rPr>
       </w:pPr>
       <w:r>
         <w:rPr>
           <w:rFonts w:ascii="Aptos Display" w:hAnsi="Aptos Display"/>
           <w:b/>
           <w:color w:val="910039"/>
-          <w:sz w:val="48"/>
+          <w:sz w:val="44"/>
+          <w:szCs w:val="36"/>
+        </w:rPr>
+        <w:t>STUDENT INSTRUCTIONS AND</w:t>
+      </w:r>
+    </w:p>
+    <w:p>
+      <w:pPr>
+        <w:spacing w:after="80"/>
+        <w:jc w:val="center"/>
+        <w:rPr>
+          <w:sz w:val="20"/>
+          <w:szCs w:val="20"/>
+        </w:rPr>
+      </w:pPr>
+      <w:r>
+        <w:rPr>
+          <w:rFonts w:ascii="Aptos Display" w:hAnsi="Aptos Display"/>
+          <w:b/>
+          <w:color w:val="910039"/>
+          <w:sz w:val="44"/>
+          <w:szCs w:val="20"/>
         </w:rPr>
         <w:t>FACULTY CUSTOMIZATION CHECKLIST</w:t>
       </w:r>
@@ -150,7 +161,8 @@
             <w:r>
               <w:rPr>
                 <w:color w:val="252A2E"/>
-                <w:sz w:val="19"/>
+                <w:sz w:val="20"/>
+                <w:szCs w:val="24"/>
               </w:rPr>
               <w:t xml:space="preserve">Part I is student-facing and can be copied into Canvas after the bracketed fields are completed. Part II is faculty-only. Do not post the launch checklist to students unless you want them </w:t>
             </w:r>
@@ -158,7 +170,8 @@
             <w:r>
               <w:rPr>
                 <w:color w:val="252A2E"/>
-                <w:sz w:val="19"/>
+                <w:sz w:val="20"/>
+                <w:szCs w:val="24"/>
               </w:rPr>
               <w:t>reading</w:t>
             </w:r>
@@ -166,7 +179,8 @@
             <w:r>
               <w:rPr>
                 <w:color w:val="252A2E"/>
-                <w:sz w:val="19"/>
+                <w:sz w:val="20"/>
+                <w:szCs w:val="24"/>
               </w:rPr>
               <w:t xml:space="preserve"> about telemetry payloads and simulation failures instead of the assignment.</w:t>
             </w:r>
@@ -179,306 +193,6 @@
         <w:spacing w:after="0"/>
       </w:pPr>
     </w:p>
-    <w:p>
-      <w:pPr>
-        <w:pStyle w:val="Heading2"/>
-        <w:spacing w:before="140" w:after="60" w:line="240" w:lineRule="auto"/>
-      </w:pPr>
-      <w:r>
-        <w:rPr>
-          <w:rFonts w:ascii="Aptos" w:hAnsi="Aptos"/>
-          <w:color w:val="17324D"/>
-        </w:rPr>
-        <w:t>What changed from the previous version</w:t>
-      </w:r>
-    </w:p>
-    <w:tbl>
-      <w:tblPr>
-        <w:tblStyle w:val="TableGrid"/>
-        <w:tblW w:w="0" w:type="auto"/>
-        <w:jc w:val="center"/>
-        <w:tblLayout w:type="fixed"/>
-        <w:tblLook w:val="04A0" w:firstRow="1" w:lastRow="0" w:firstColumn="1" w:lastColumn="0" w:noHBand="0" w:noVBand="1"/>
-      </w:tblPr>
-      <w:tblGrid>
-        <w:gridCol w:w="3960"/>
-        <w:gridCol w:w="5544"/>
-      </w:tblGrid>
-      <w:tr>
-        <w:trPr>
-          <w:cantSplit/>
-          <w:tblHeader/>
-          <w:jc w:val="center"/>
-        </w:trPr>
-        <w:tc>
-          <w:tcPr>
-            <w:tcW w:w="3960" w:type="dxa"/>
-            <w:shd w:val="clear" w:color="auto" w:fill="910039"/>
-            <w:tcMar>
-              <w:top w:w="90" w:type="dxa"/>
-              <w:left w:w="100" w:type="dxa"/>
-              <w:bottom w:w="90" w:type="dxa"/>
-              <w:right w:w="100" w:type="dxa"/>
-            </w:tcMar>
-            <w:vAlign w:val="center"/>
-          </w:tcPr>
-          <w:p>
-            <w:r>
-              <w:rPr>
-                <w:b/>
-                <w:color w:val="FFFFFF"/>
-                <w:sz w:val="18"/>
-              </w:rPr>
-              <w:t>Old problem</w:t>
-            </w:r>
-          </w:p>
-        </w:tc>
-        <w:tc>
-          <w:tcPr>
-            <w:tcW w:w="5544" w:type="dxa"/>
-            <w:shd w:val="clear" w:color="auto" w:fill="910039"/>
-            <w:tcMar>
-              <w:top w:w="90" w:type="dxa"/>
-              <w:left w:w="100" w:type="dxa"/>
-              <w:bottom w:w="90" w:type="dxa"/>
-              <w:right w:w="100" w:type="dxa"/>
-            </w:tcMar>
-            <w:vAlign w:val="center"/>
-          </w:tcPr>
-          <w:p>
-            <w:r>
-              <w:rPr>
-                <w:b/>
-                <w:color w:val="FFFFFF"/>
-                <w:sz w:val="18"/>
-              </w:rPr>
-              <w:t>Current correction</w:t>
-            </w:r>
-          </w:p>
-        </w:tc>
-      </w:tr>
-      <w:tr>
-        <w:trPr>
-          <w:cantSplit/>
-          <w:jc w:val="center"/>
-        </w:trPr>
-        <w:tc>
-          <w:tcPr>
-            <w:tcW w:w="3960" w:type="dxa"/>
-            <w:tcMar>
-              <w:top w:w="80" w:type="dxa"/>
-              <w:left w:w="95" w:type="dxa"/>
-              <w:bottom w:w="80" w:type="dxa"/>
-              <w:right w:w="95" w:type="dxa"/>
-            </w:tcMar>
-          </w:tcPr>
-          <w:p>
-            <w:pPr>
-              <w:spacing w:line="247" w:lineRule="auto"/>
-            </w:pPr>
-            <w:r>
-              <w:rPr>
-                <w:color w:val="252A2E"/>
-                <w:sz w:val="18"/>
-              </w:rPr>
-              <w:t>The instructions treated the game as one generic 30-room run.</w:t>
-            </w:r>
-          </w:p>
-        </w:tc>
-        <w:tc>
-          <w:tcPr>
-            <w:tcW w:w="5544" w:type="dxa"/>
-            <w:tcMar>
-              <w:top w:w="80" w:type="dxa"/>
-              <w:left w:w="95" w:type="dxa"/>
-              <w:bottom w:w="80" w:type="dxa"/>
-              <w:right w:w="95" w:type="dxa"/>
-            </w:tcMar>
-          </w:tcPr>
-          <w:p>
-            <w:pPr>
-              <w:spacing w:line="247" w:lineRule="auto"/>
-            </w:pPr>
-            <w:r>
-              <w:rPr>
-                <w:color w:val="252A2E"/>
-                <w:sz w:val="18"/>
-              </w:rPr>
-              <w:t>The student copy now explains all five modes and tells faculty to assign one explicitly.</w:t>
-            </w:r>
-          </w:p>
-        </w:tc>
-      </w:tr>
-      <w:tr>
-        <w:trPr>
-          <w:cantSplit/>
-          <w:jc w:val="center"/>
-        </w:trPr>
-        <w:tc>
-          <w:tcPr>
-            <w:tcW w:w="3960" w:type="dxa"/>
-            <w:shd w:val="clear" w:color="auto" w:fill="F3F5F7"/>
-            <w:tcMar>
-              <w:top w:w="80" w:type="dxa"/>
-              <w:left w:w="95" w:type="dxa"/>
-              <w:bottom w:w="80" w:type="dxa"/>
-              <w:right w:w="95" w:type="dxa"/>
-            </w:tcMar>
-          </w:tcPr>
-          <w:p>
-            <w:pPr>
-              <w:spacing w:line="247" w:lineRule="auto"/>
-            </w:pPr>
-            <w:r>
-              <w:rPr>
-                <w:color w:val="252A2E"/>
-                <w:sz w:val="18"/>
-              </w:rPr>
-              <w:t>Completion evidence was vague.</w:t>
-            </w:r>
-          </w:p>
-        </w:tc>
-        <w:tc>
-          <w:tcPr>
-            <w:tcW w:w="5544" w:type="dxa"/>
-            <w:shd w:val="clear" w:color="auto" w:fill="F3F5F7"/>
-            <w:tcMar>
-              <w:top w:w="80" w:type="dxa"/>
-              <w:left w:w="95" w:type="dxa"/>
-              <w:bottom w:w="80" w:type="dxa"/>
-              <w:right w:w="95" w:type="dxa"/>
-            </w:tcMar>
-          </w:tcPr>
-          <w:p>
-            <w:pPr>
-              <w:spacing w:line="247" w:lineRule="auto"/>
-            </w:pPr>
-            <w:r>
-              <w:rPr>
-                <w:color w:val="252A2E"/>
-                <w:sz w:val="18"/>
-              </w:rPr>
-              <w:t>The assignment snapshot requires the exact mode, deadline, grading rule, and submission evidence.</w:t>
-            </w:r>
-          </w:p>
-        </w:tc>
-      </w:tr>
-      <w:tr>
-        <w:trPr>
-          <w:cantSplit/>
-          <w:jc w:val="center"/>
-        </w:trPr>
-        <w:tc>
-          <w:tcPr>
-            <w:tcW w:w="3960" w:type="dxa"/>
-            <w:tcMar>
-              <w:top w:w="80" w:type="dxa"/>
-              <w:left w:w="95" w:type="dxa"/>
-              <w:bottom w:w="80" w:type="dxa"/>
-              <w:right w:w="95" w:type="dxa"/>
-            </w:tcMar>
-          </w:tcPr>
-          <w:p>
-            <w:pPr>
-              <w:spacing w:line="247" w:lineRule="auto"/>
-            </w:pPr>
-            <w:proofErr w:type="gramStart"/>
-            <w:r>
-              <w:rPr>
-                <w:color w:val="252A2E"/>
-                <w:sz w:val="18"/>
-              </w:rPr>
-              <w:t>Privacy language</w:t>
-            </w:r>
-            <w:proofErr w:type="gramEnd"/>
-            <w:r>
-              <w:rPr>
-                <w:color w:val="252A2E"/>
-                <w:sz w:val="18"/>
-              </w:rPr>
-              <w:t xml:space="preserve"> implied pseudonyms were anonymous.</w:t>
-            </w:r>
-          </w:p>
-        </w:tc>
-        <w:tc>
-          <w:tcPr>
-            <w:tcW w:w="5544" w:type="dxa"/>
-            <w:tcMar>
-              <w:top w:w="80" w:type="dxa"/>
-              <w:left w:w="95" w:type="dxa"/>
-              <w:bottom w:w="80" w:type="dxa"/>
-              <w:right w:w="95" w:type="dxa"/>
-            </w:tcMar>
-          </w:tcPr>
-          <w:p>
-            <w:pPr>
-              <w:spacing w:line="247" w:lineRule="auto"/>
-            </w:pPr>
-            <w:r>
-              <w:rPr>
-                <w:color w:val="252A2E"/>
-                <w:sz w:val="18"/>
-              </w:rPr>
-              <w:t>The updated notice distinguishes on-screen pseudonyms, school-email entry, browser-local storage, and optional telemetry.</w:t>
-            </w:r>
-          </w:p>
-        </w:tc>
-      </w:tr>
-      <w:tr>
-        <w:trPr>
-          <w:cantSplit/>
-          <w:jc w:val="center"/>
-        </w:trPr>
-        <w:tc>
-          <w:tcPr>
-            <w:tcW w:w="3960" w:type="dxa"/>
-            <w:shd w:val="clear" w:color="auto" w:fill="F3F5F7"/>
-            <w:tcMar>
-              <w:top w:w="80" w:type="dxa"/>
-              <w:left w:w="95" w:type="dxa"/>
-              <w:bottom w:w="80" w:type="dxa"/>
-              <w:right w:w="95" w:type="dxa"/>
-            </w:tcMar>
-          </w:tcPr>
-          <w:p>
-            <w:pPr>
-              <w:spacing w:line="247" w:lineRule="auto"/>
-            </w:pPr>
-            <w:r>
-              <w:rPr>
-                <w:color w:val="252A2E"/>
-                <w:sz w:val="18"/>
-              </w:rPr>
-              <w:t>The faculty checklist stopped at wording edits.</w:t>
-            </w:r>
-          </w:p>
-        </w:tc>
-        <w:tc>
-          <w:tcPr>
-            <w:tcW w:w="5544" w:type="dxa"/>
-            <w:shd w:val="clear" w:color="auto" w:fill="F3F5F7"/>
-            <w:tcMar>
-              <w:top w:w="80" w:type="dxa"/>
-              <w:left w:w="95" w:type="dxa"/>
-              <w:bottom w:w="80" w:type="dxa"/>
-              <w:right w:w="95" w:type="dxa"/>
-            </w:tcMar>
-          </w:tcPr>
-          <w:p>
-            <w:pPr>
-              <w:spacing w:line="247" w:lineRule="auto"/>
-            </w:pPr>
-            <w:r>
-              <w:rPr>
-                <w:color w:val="252A2E"/>
-                <w:sz w:val="18"/>
-              </w:rPr>
-              <w:t>The new checklist includes content audits, mode boundaries, accessibility, simulated runs, mastery reports, save behavior, and telemetry verification.</w:t>
-            </w:r>
-          </w:p>
-        </w:tc>
-      </w:tr>
-    </w:tbl>
     <w:p>
       <w:pPr>
         <w:spacing w:after="0"/>
@@ -567,20 +281,6 @@
           <w:sz w:val="36"/>
         </w:rPr>
         <w:t>1. Assignment Snapshot</w:t>
-      </w:r>
-    </w:p>
-    <w:p>
-      <w:pPr>
-        <w:keepNext/>
-        <w:spacing w:after="140" w:line="240" w:lineRule="auto"/>
-      </w:pPr>
-      <w:r>
-        <w:rPr>
-          <w:i/>
-          <w:color w:val="2B6F9C"/>
-          <w:sz w:val="20"/>
-        </w:rPr>
-        <w:t>Read this box first. It controls what counts.</w:t>
       </w:r>
     </w:p>
     <w:tbl>
@@ -1055,7 +755,8 @@
             <w:r>
               <w:rPr>
                 <w:color w:val="252A2E"/>
-                <w:sz w:val="19"/>
+                <w:sz w:val="20"/>
+                <w:szCs w:val="24"/>
               </w:rPr>
               <w:t>The game contains several modes with different rules. Finishing the wrong mode may not satisfy the assignment. Select the mode listed above unless your instructor says otherwise.</w:t>
             </w:r>
@@ -1084,34 +785,13 @@
     </w:p>
     <w:p>
       <w:pPr>
-        <w:keepNext/>
-        <w:spacing w:after="140" w:line="240" w:lineRule="auto"/>
-      </w:pPr>
-      <w:r>
-        <w:rPr>
-          <w:i/>
-          <w:color w:val="2B6F9C"/>
-          <w:sz w:val="20"/>
-        </w:rPr>
-        <w:t xml:space="preserve">Retrieval practice before the stakes </w:t>
-      </w:r>
-      <w:proofErr w:type="gramStart"/>
-      <w:r>
-        <w:rPr>
-          <w:i/>
-          <w:color w:val="2B6F9C"/>
-          <w:sz w:val="20"/>
-        </w:rPr>
-        <w:t>get</w:t>
-      </w:r>
-      <w:proofErr w:type="gramEnd"/>
-      <w:r>
-        <w:rPr>
-          <w:i/>
-          <w:color w:val="2B6F9C"/>
-          <w:sz w:val="20"/>
-        </w:rPr>
-        <w:t xml:space="preserve"> higher.</w:t>
+        <w:pStyle w:val="BodyText"/>
+      </w:pPr>
+      <w:r>
+        <w:rPr>
+          <w:color w:val="252A2E"/>
+        </w:rPr>
+        <w:t>In this activity, you will complete an adaptive review game connected to [chapter / module / unit / topic]. The goal is to retrieve and apply course concepts before a higher-stakes assessment, not merely recognize familiar wording.</w:t>
       </w:r>
     </w:p>
     <w:p>
@@ -1122,27 +802,14 @@
         <w:rPr>
           <w:color w:val="252A2E"/>
         </w:rPr>
-        <w:t>In this activity, you will complete an adaptive review game connected to [chapter / module / unit / topic]. The goal is to retrieve and apply course concepts before a higher-stakes assessment, not merely recognize familiar wording.</w:t>
-      </w:r>
-    </w:p>
-    <w:p>
-      <w:pPr>
-        <w:pStyle w:val="BodyText"/>
-      </w:pPr>
+        <w:t xml:space="preserve">The game provides immediate feedback, adjusts some question choices based on your performance, and can return you to a weak skill through targeted review. The theme, progression path, bosses, artifacts, and scoring systems are there to keep the practice moving. </w:t>
+      </w:r>
       <w:r>
         <w:rPr>
           <w:color w:val="252A2E"/>
         </w:rPr>
-        <w:t xml:space="preserve">The game provides immediate feedback, adjusts some question choices based on your performance, and can return you to a weak skill through targeted review. The theme, progression path, bosses, artifacts, and scoring systems are there to keep the practice moving. </w:t>
-      </w:r>
-      <w:proofErr w:type="gramStart"/>
-      <w:r>
-        <w:rPr>
-          <w:color w:val="252A2E"/>
-        </w:rPr>
-        <w:t>The learning</w:t>
-      </w:r>
-      <w:proofErr w:type="gramEnd"/>
+        <w:t>Learning</w:t>
+      </w:r>
       <w:r>
         <w:rPr>
           <w:color w:val="252A2E"/>
@@ -1281,14 +948,16 @@
       <w:pPr>
         <w:keepNext/>
         <w:spacing w:after="140" w:line="240" w:lineRule="auto"/>
-      </w:pPr>
-      <w:r>
-        <w:rPr>
-          <w:i/>
-          <w:color w:val="2B6F9C"/>
+        <w:rPr>
+          <w:iCs/>
+        </w:rPr>
+      </w:pPr>
+      <w:r>
+        <w:rPr>
+          <w:iCs/>
           <w:sz w:val="20"/>
         </w:rPr>
-        <w:t>They share an engine. They do not share the same rules.</w:t>
+        <w:t xml:space="preserve">Each mode shares the same basic engine, but they have different rules. </w:t>
       </w:r>
     </w:p>
     <w:tbl>
@@ -1826,7 +1495,8 @@
             <w:r>
               <w:rPr>
                 <w:color w:val="252A2E"/>
-                <w:sz w:val="19"/>
+                <w:sz w:val="20"/>
+                <w:szCs w:val="24"/>
               </w:rPr>
               <w:t>Response time can help the engine interpret fluency, and Score Attack rewards efficient correct work. That does not make blind clicking a strategy. Repeated very fast wrong answers can trigger a short lockout, and Score Attack can apply an additional penalty.</w:t>
             </w:r>
@@ -1875,24 +1545,39 @@
       <w:pPr>
         <w:keepNext/>
         <w:spacing w:after="140" w:line="240" w:lineRule="auto"/>
-      </w:pPr>
-      <w:r>
-        <w:rPr>
-          <w:i/>
-          <w:color w:val="2B6F9C"/>
+        <w:rPr>
+          <w:iCs/>
+        </w:rPr>
+      </w:pPr>
+      <w:r>
+        <w:rPr>
+          <w:iCs/>
           <w:sz w:val="20"/>
         </w:rPr>
-        <w:t>The engine reacts to evidence. It does not read minds.</w:t>
+        <w:t>The engine reacts to evidence.</w:t>
+      </w:r>
+      <w:r>
+        <w:rPr>
+          <w:iCs/>
+          <w:sz w:val="20"/>
+        </w:rPr>
+        <w:t xml:space="preserve"> How you answer questions and the speed of your answers determines how you are routed.</w:t>
       </w:r>
     </w:p>
     <w:p>
       <w:pPr>
         <w:pStyle w:val="ListBullet"/>
         <w:spacing w:after="60" w:line="252" w:lineRule="auto"/>
+        <w:rPr>
+          <w:sz w:val="20"/>
+          <w:szCs w:val="24"/>
+        </w:rPr>
       </w:pPr>
       <w:r>
         <w:rPr>
           <w:color w:val="252A2E"/>
+          <w:sz w:val="20"/>
+          <w:szCs w:val="24"/>
         </w:rPr>
         <w:t>Correct answers usually move you forward and strengthen the engine’s evidence that you understand the topic, objective, question type, and skill.</w:t>
       </w:r>
@@ -1901,10 +1586,16 @@
       <w:pPr>
         <w:pStyle w:val="ListBullet"/>
         <w:spacing w:after="60" w:line="252" w:lineRule="auto"/>
+        <w:rPr>
+          <w:sz w:val="20"/>
+          <w:szCs w:val="24"/>
+        </w:rPr>
       </w:pPr>
       <w:r>
         <w:rPr>
           <w:color w:val="252A2E"/>
+          <w:sz w:val="20"/>
+          <w:szCs w:val="24"/>
         </w:rPr>
         <w:t>Missed answers can produce a setback and may trigger targeted review tied to the skill or common error behind the miss.</w:t>
       </w:r>
@@ -1913,10 +1604,16 @@
       <w:pPr>
         <w:pStyle w:val="ListBullet"/>
         <w:spacing w:after="60" w:line="252" w:lineRule="auto"/>
+        <w:rPr>
+          <w:sz w:val="20"/>
+          <w:szCs w:val="24"/>
+        </w:rPr>
       </w:pPr>
       <w:r>
         <w:rPr>
           <w:color w:val="252A2E"/>
+          <w:sz w:val="20"/>
+          <w:szCs w:val="24"/>
         </w:rPr>
         <w:t>A repair question rebuilds the basic idea. A bridge question asks you to use that idea in a slightly different way. A retest checks whether the concept now holds under the original level of pressure.</w:t>
       </w:r>
@@ -1925,10 +1622,16 @@
       <w:pPr>
         <w:pStyle w:val="ListBullet"/>
         <w:spacing w:after="60" w:line="252" w:lineRule="auto"/>
+        <w:rPr>
+          <w:sz w:val="20"/>
+          <w:szCs w:val="24"/>
+        </w:rPr>
       </w:pPr>
       <w:r>
         <w:rPr>
           <w:color w:val="252A2E"/>
+          <w:sz w:val="20"/>
+          <w:szCs w:val="24"/>
         </w:rPr>
         <w:t>A very fast miss may be treated differently from a slower struggle. The engine may ask you to slow down and prove the concept instead of dropping directly to the most basic repair item.</w:t>
       </w:r>
@@ -1937,10 +1640,16 @@
       <w:pPr>
         <w:pStyle w:val="ListBullet"/>
         <w:spacing w:after="60" w:line="252" w:lineRule="auto"/>
+        <w:rPr>
+          <w:sz w:val="20"/>
+          <w:szCs w:val="24"/>
+        </w:rPr>
       </w:pPr>
       <w:r>
         <w:rPr>
           <w:color w:val="252A2E"/>
+          <w:sz w:val="20"/>
+          <w:szCs w:val="24"/>
         </w:rPr>
         <w:t>Bosses can target a weak learning objective observed before the checkpoint when the question bank contains enough matching boss items.</w:t>
       </w:r>
@@ -1949,10 +1658,16 @@
       <w:pPr>
         <w:pStyle w:val="ListBullet"/>
         <w:spacing w:after="60" w:line="252" w:lineRule="auto"/>
+        <w:rPr>
+          <w:sz w:val="20"/>
+          <w:szCs w:val="24"/>
+        </w:rPr>
       </w:pPr>
       <w:r>
         <w:rPr>
           <w:color w:val="252A2E"/>
+          <w:sz w:val="20"/>
+          <w:szCs w:val="24"/>
         </w:rPr>
         <w:t>Legendary Mode deliberately skips staged remediation. It is a challenge mode, not a tutorial with flames painted on it.</w:t>
       </w:r>
@@ -1979,21 +1694,19 @@
           <w:color w:val="910039"/>
           <w:sz w:val="36"/>
         </w:rPr>
+        <w:lastRenderedPageBreak/>
         <w:t>5. Bosses, Artifacts, and Setbacks</w:t>
       </w:r>
     </w:p>
     <w:p>
       <w:pPr>
-        <w:keepNext/>
-        <w:spacing w:after="140" w:line="240" w:lineRule="auto"/>
-      </w:pPr>
-      <w:r>
-        <w:rPr>
-          <w:i/>
-          <w:color w:val="2B6F9C"/>
-          <w:sz w:val="20"/>
-        </w:rPr>
-        <w:t>The drama changes by mode. The concepts do not.</w:t>
+        <w:pStyle w:val="BodyText"/>
+      </w:pPr>
+      <w:r>
+        <w:rPr>
+          <w:color w:val="252A2E"/>
+        </w:rPr>
+        <w:t>Boss rooms are three-hit checkpoint encounters in Standard Campaign, Legendary Mode, and Score Attack. Timed Trial and Exam Drill remove bosses so the practice can continue without checkpoint battles.</w:t>
       </w:r>
     </w:p>
     <w:p>
@@ -2004,18 +1717,6 @@
         <w:rPr>
           <w:color w:val="252A2E"/>
         </w:rPr>
-        <w:t>Boss rooms are three-hit checkpoint encounters in Standard Campaign, Legendary Mode, and Score Attack. Timed Trial and Exam Drill remove bosses so the practice can continue without checkpoint battles.</w:t>
-      </w:r>
-    </w:p>
-    <w:p>
-      <w:pPr>
-        <w:pStyle w:val="BodyText"/>
-      </w:pPr>
-      <w:r>
-        <w:rPr>
-          <w:color w:val="252A2E"/>
-        </w:rPr>
-        <w:lastRenderedPageBreak/>
         <w:t>Standard Campaign boss victories unlock campaign artifacts. Legendary Mode and Score Attack keep the boss pressure but do not alter the Standard Campaign artifact record. A setback after a wrong answer is not a grade deduction unless the assignment policy above explicitly says otherwise.</w:t>
       </w:r>
     </w:p>
@@ -2073,9 +1774,10 @@
             <w:r>
               <w:rPr>
                 <w:color w:val="252A2E"/>
-                <w:sz w:val="19"/>
+                <w:sz w:val="20"/>
+                <w:szCs w:val="24"/>
               </w:rPr>
-              <w:t>The point of a setback or repair sequence is to create another retrieval opportunity while the mistake is still fresh. Use it. Complaining at the maze will not move the room marker.</w:t>
+              <w:t xml:space="preserve">The point of a setback or repair sequence is to create another retrieval opportunity while the mistake is still fresh. Use it. </w:t>
             </w:r>
           </w:p>
         </w:tc>
@@ -2098,20 +1800,6 @@
           <w:sz w:val="36"/>
         </w:rPr>
         <w:t>6. Completion, Credit, and Evidence</w:t>
-      </w:r>
-    </w:p>
-    <w:p>
-      <w:pPr>
-        <w:keepNext/>
-        <w:spacing w:after="140" w:line="240" w:lineRule="auto"/>
-      </w:pPr>
-      <w:r>
-        <w:rPr>
-          <w:i/>
-          <w:color w:val="2B6F9C"/>
-          <w:sz w:val="20"/>
-        </w:rPr>
-        <w:t>The result screen is not the assignment policy. The box on page 2 is.</w:t>
       </w:r>
     </w:p>
     <w:p>
@@ -2655,7 +2343,8 @@
             <w:r>
               <w:rPr>
                 <w:color w:val="252A2E"/>
-                <w:sz w:val="19"/>
+                <w:sz w:val="20"/>
+                <w:szCs w:val="24"/>
               </w:rPr>
               <w:t xml:space="preserve">A screenshot of the mode menu proves you </w:t>
             </w:r>
@@ -2663,7 +2352,8 @@
             <w:r>
               <w:rPr>
                 <w:color w:val="252A2E"/>
-                <w:sz w:val="19"/>
+                <w:sz w:val="20"/>
+                <w:szCs w:val="24"/>
               </w:rPr>
               <w:t>opened</w:t>
             </w:r>
@@ -2671,15 +2361,33 @@
             <w:r>
               <w:rPr>
                 <w:color w:val="252A2E"/>
-                <w:sz w:val="19"/>
+                <w:sz w:val="20"/>
+                <w:szCs w:val="24"/>
               </w:rPr>
-              <w:t xml:space="preserve"> the page. It proves nothing else. Submit the result, code, report, or Canvas response your instructor </w:t>
+              <w:t xml:space="preserve"> the page. It proves nothing else. Submit the result, code, report, or </w:t>
+            </w:r>
+            <w:r>
+              <w:rPr>
+                <w:color w:val="252A2E"/>
+                <w:sz w:val="20"/>
+                <w:szCs w:val="24"/>
+              </w:rPr>
+              <w:t>(your LMS)</w:t>
+            </w:r>
+            <w:r>
+              <w:rPr>
+                <w:color w:val="252A2E"/>
+                <w:sz w:val="20"/>
+                <w:szCs w:val="24"/>
+              </w:rPr>
+              <w:t xml:space="preserve"> response your instructor </w:t>
             </w:r>
             <w:proofErr w:type="gramStart"/>
             <w:r>
               <w:rPr>
                 <w:color w:val="252A2E"/>
-                <w:sz w:val="19"/>
+                <w:sz w:val="20"/>
+                <w:szCs w:val="24"/>
               </w:rPr>
               <w:t>actually requested</w:t>
             </w:r>
@@ -2687,7 +2395,8 @@
             <w:r>
               <w:rPr>
                 <w:color w:val="252A2E"/>
-                <w:sz w:val="19"/>
+                <w:sz w:val="20"/>
+                <w:szCs w:val="24"/>
               </w:rPr>
               <w:t>.</w:t>
             </w:r>
@@ -2716,73 +2425,83 @@
     </w:p>
     <w:p>
       <w:pPr>
-        <w:keepNext/>
-        <w:spacing w:after="140" w:line="240" w:lineRule="auto"/>
-      </w:pPr>
-      <w:r>
-        <w:rPr>
-          <w:i/>
-          <w:color w:val="2B6F9C"/>
-          <w:sz w:val="20"/>
-        </w:rPr>
-        <w:t>The score tells you how the run went. The report tells you what to do next.</w:t>
+        <w:pStyle w:val="BodyText"/>
+      </w:pPr>
+      <w:r>
+        <w:rPr>
+          <w:color w:val="252A2E"/>
+        </w:rPr>
+        <w:t>After a completed run, open the mastery report when the option appears. It can summarize overall accuracy, total attempts, time, best streak, strongest areas, priority review objectives, question types, micro-skills, response patterns, and recommended next steps. Score Attack can also include the final score.</w:t>
       </w:r>
     </w:p>
     <w:p>
       <w:pPr>
-        <w:pStyle w:val="BodyText"/>
+        <w:pStyle w:val="ListBullet"/>
+        <w:spacing w:after="60" w:line="252" w:lineRule="auto"/>
+        <w:rPr>
+          <w:sz w:val="20"/>
+          <w:szCs w:val="24"/>
+        </w:rPr>
       </w:pPr>
       <w:r>
         <w:rPr>
           <w:color w:val="252A2E"/>
-        </w:rPr>
-        <w:t>After a completed run, open the mastery report when the option appears. It can summarize overall accuracy, total attempts, time, best streak, strongest areas, priority review objectives, question types, micro-skills, response patterns, and recommended next steps. Score Attack can also include the final score.</w:t>
+          <w:sz w:val="20"/>
+          <w:szCs w:val="24"/>
+        </w:rPr>
+        <w:t>Review the strongest area so you know what appears stable.</w:t>
       </w:r>
     </w:p>
     <w:p>
       <w:pPr>
         <w:pStyle w:val="ListBullet"/>
         <w:spacing w:after="60" w:line="252" w:lineRule="auto"/>
+        <w:rPr>
+          <w:sz w:val="20"/>
+          <w:szCs w:val="24"/>
+        </w:rPr>
       </w:pPr>
       <w:r>
         <w:rPr>
           <w:color w:val="252A2E"/>
-        </w:rPr>
-        <w:t>Review the strongest area so you know what appears stable.</w:t>
+          <w:sz w:val="20"/>
+          <w:szCs w:val="24"/>
+        </w:rPr>
+        <w:t>Review the priority objective or skill before the exam. That is where points are most likely to leak.</w:t>
       </w:r>
     </w:p>
     <w:p>
       <w:pPr>
         <w:pStyle w:val="ListBullet"/>
         <w:spacing w:after="60" w:line="252" w:lineRule="auto"/>
+        <w:rPr>
+          <w:sz w:val="20"/>
+          <w:szCs w:val="24"/>
+        </w:rPr>
       </w:pPr>
       <w:r>
         <w:rPr>
           <w:color w:val="252A2E"/>
-        </w:rPr>
-        <w:t>Review the priority objective or skill before the exam. That is where points are most likely to leak.</w:t>
+          <w:sz w:val="20"/>
+          <w:szCs w:val="24"/>
+        </w:rPr>
+        <w:t>Notice whether the problem was content, question form, calculation, graph interpretation, rushing, or slow-but-correct reasoning.</w:t>
       </w:r>
     </w:p>
     <w:p>
       <w:pPr>
         <w:pStyle w:val="ListBullet"/>
         <w:spacing w:after="60" w:line="252" w:lineRule="auto"/>
+        <w:rPr>
+          <w:sz w:val="20"/>
+          <w:szCs w:val="24"/>
+        </w:rPr>
       </w:pPr>
       <w:r>
         <w:rPr>
           <w:color w:val="252A2E"/>
-        </w:rPr>
-        <w:t>Notice whether the problem was content, question form, calculation, graph interpretation, rushing, or slow-but-correct reasoning.</w:t>
-      </w:r>
-    </w:p>
-    <w:p>
-      <w:pPr>
-        <w:pStyle w:val="ListBullet"/>
-        <w:spacing w:after="60" w:line="252" w:lineRule="auto"/>
-      </w:pPr>
-      <w:r>
-        <w:rPr>
-          <w:color w:val="252A2E"/>
+          <w:sz w:val="20"/>
+          <w:szCs w:val="24"/>
         </w:rPr>
         <w:t>Use the recommended next step. When no major weakness appears, the report may suggest Legendary Mode before adding speed pressure.</w:t>
       </w:r>
@@ -2817,14 +2536,16 @@
       <w:pPr>
         <w:keepNext/>
         <w:spacing w:after="140" w:line="240" w:lineRule="auto"/>
-      </w:pPr>
-      <w:r>
-        <w:rPr>
-          <w:i/>
-          <w:color w:val="2B6F9C"/>
+        <w:rPr>
+          <w:iCs/>
+        </w:rPr>
+      </w:pPr>
+      <w:r>
+        <w:rPr>
+          <w:iCs/>
           <w:sz w:val="20"/>
         </w:rPr>
-        <w:t>Know what stays on the device and what may be sent to the instructor.</w:t>
+        <w:t xml:space="preserve">Inform students what is saved locally on their device and what may be sent via telemetry. </w:t>
       </w:r>
     </w:p>
     <w:p>
@@ -2844,10 +2565,16 @@
       <w:pPr>
         <w:pStyle w:val="ListBullet"/>
         <w:spacing w:after="60" w:line="252" w:lineRule="auto"/>
+        <w:rPr>
+          <w:sz w:val="20"/>
+          <w:szCs w:val="24"/>
+        </w:rPr>
       </w:pPr>
       <w:r>
         <w:rPr>
           <w:color w:val="252A2E"/>
+          <w:sz w:val="20"/>
+          <w:szCs w:val="24"/>
         </w:rPr>
         <w:t>Use [recommended browser] on a laptop or desktop when possible. Mobile layouts are supported, but graphs and long answer choices are easier to read on a larger screen.</w:t>
       </w:r>
@@ -2856,10 +2583,16 @@
       <w:pPr>
         <w:pStyle w:val="ListBullet"/>
         <w:spacing w:after="60" w:line="252" w:lineRule="auto"/>
+        <w:rPr>
+          <w:sz w:val="20"/>
+          <w:szCs w:val="24"/>
+        </w:rPr>
       </w:pPr>
       <w:r>
         <w:rPr>
           <w:color w:val="252A2E"/>
+          <w:sz w:val="20"/>
+          <w:szCs w:val="24"/>
         </w:rPr>
         <w:t xml:space="preserve">Allow the page to load completely before starting. Use </w:t>
       </w:r>
@@ -2867,6 +2600,8 @@
       <w:r>
         <w:rPr>
           <w:color w:val="252A2E"/>
+          <w:sz w:val="20"/>
+          <w:szCs w:val="24"/>
         </w:rPr>
         <w:t>the sound</w:t>
       </w:r>
@@ -2874,6 +2609,8 @@
       <w:r>
         <w:rPr>
           <w:color w:val="252A2E"/>
+          <w:sz w:val="20"/>
+          <w:szCs w:val="24"/>
         </w:rPr>
         <w:t xml:space="preserve"> control when audio is available; sound is not required for </w:t>
       </w:r>
@@ -2881,6 +2618,8 @@
       <w:r>
         <w:rPr>
           <w:color w:val="252A2E"/>
+          <w:sz w:val="20"/>
+          <w:szCs w:val="24"/>
         </w:rPr>
         <w:t>the academic</w:t>
       </w:r>
@@ -2888,6 +2627,8 @@
       <w:r>
         <w:rPr>
           <w:color w:val="252A2E"/>
+          <w:sz w:val="20"/>
+          <w:szCs w:val="24"/>
         </w:rPr>
         <w:t xml:space="preserve"> content.</w:t>
       </w:r>
@@ -2896,10 +2637,16 @@
       <w:pPr>
         <w:pStyle w:val="ListBullet"/>
         <w:spacing w:after="60" w:line="252" w:lineRule="auto"/>
+        <w:rPr>
+          <w:sz w:val="20"/>
+          <w:szCs w:val="24"/>
+        </w:rPr>
       </w:pPr>
       <w:r>
         <w:rPr>
           <w:color w:val="252A2E"/>
+          <w:sz w:val="20"/>
+          <w:szCs w:val="24"/>
         </w:rPr>
         <w:t xml:space="preserve">Use </w:t>
       </w:r>
@@ -2907,6 +2654,8 @@
       <w:r>
         <w:rPr>
           <w:color w:val="252A2E"/>
+          <w:sz w:val="20"/>
+          <w:szCs w:val="24"/>
         </w:rPr>
         <w:t>the graph</w:t>
       </w:r>
@@ -2914,6 +2663,8 @@
       <w:r>
         <w:rPr>
           <w:color w:val="252A2E"/>
+          <w:sz w:val="20"/>
+          <w:szCs w:val="24"/>
         </w:rPr>
         <w:t xml:space="preserve"> enlargement control when a question includes an image. Keyboard and screen-reader announcements are available in supported builds.</w:t>
       </w:r>
@@ -2922,10 +2673,16 @@
       <w:pPr>
         <w:pStyle w:val="ListBullet"/>
         <w:spacing w:after="60" w:line="252" w:lineRule="auto"/>
+        <w:rPr>
+          <w:sz w:val="20"/>
+          <w:szCs w:val="24"/>
+        </w:rPr>
       </w:pPr>
       <w:r>
         <w:rPr>
           <w:color w:val="252A2E"/>
+          <w:sz w:val="20"/>
+          <w:szCs w:val="24"/>
         </w:rPr>
         <w:t>Contact the instructor if the interface is not accessible to you or if you need an alternative way to complete the practice. Do not fight a broken interface for points.</w:t>
       </w:r>
@@ -2947,10 +2704,16 @@
       <w:pPr>
         <w:pStyle w:val="ListBullet"/>
         <w:spacing w:after="60" w:line="252" w:lineRule="auto"/>
+        <w:rPr>
+          <w:sz w:val="20"/>
+          <w:szCs w:val="24"/>
+        </w:rPr>
       </w:pPr>
       <w:r>
         <w:rPr>
           <w:color w:val="252A2E"/>
+          <w:sz w:val="20"/>
+          <w:szCs w:val="24"/>
         </w:rPr>
         <w:t>Standard Campaign and Legendary Mode can save progress in the current browser on the current device.</w:t>
       </w:r>
@@ -2959,10 +2722,16 @@
       <w:pPr>
         <w:pStyle w:val="ListBullet"/>
         <w:spacing w:after="60" w:line="252" w:lineRule="auto"/>
+        <w:rPr>
+          <w:sz w:val="20"/>
+          <w:szCs w:val="24"/>
+        </w:rPr>
       </w:pPr>
       <w:r>
         <w:rPr>
           <w:color w:val="252A2E"/>
+          <w:sz w:val="20"/>
+          <w:szCs w:val="24"/>
         </w:rPr>
         <w:t>Timed Trial, Exam Drill, and Score Attack do not resume an interrupted attempt. Leaving the run ends it.</w:t>
       </w:r>
@@ -2971,10 +2740,16 @@
       <w:pPr>
         <w:pStyle w:val="ListBullet"/>
         <w:spacing w:after="60" w:line="252" w:lineRule="auto"/>
+        <w:rPr>
+          <w:sz w:val="20"/>
+          <w:szCs w:val="24"/>
+        </w:rPr>
       </w:pPr>
       <w:r>
         <w:rPr>
           <w:color w:val="252A2E"/>
+          <w:sz w:val="20"/>
+          <w:szCs w:val="24"/>
         </w:rPr>
         <w:t>Browser-local saves can disappear when storage is cleared, a private window is closed, a different browser or device is used, or institutional settings block storage.</w:t>
       </w:r>
@@ -3057,7 +2832,8 @@
             <w:r>
               <w:rPr>
                 <w:color w:val="252A2E"/>
-                <w:sz w:val="19"/>
+                <w:sz w:val="20"/>
+                <w:szCs w:val="24"/>
               </w:rPr>
               <w:t>[State whether telemetry is enabled, what data are collected, where they are stored, who can access them, how they are used, how long they are retained, whether a leaderboard is used, and what alternative is available when required.]</w:t>
             </w:r>
@@ -3086,20 +2862,6 @@
     </w:p>
     <w:p>
       <w:pPr>
-        <w:keepNext/>
-        <w:spacing w:after="140" w:line="240" w:lineRule="auto"/>
-      </w:pPr>
-      <w:r>
-        <w:rPr>
-          <w:i/>
-          <w:color w:val="2B6F9C"/>
-          <w:sz w:val="20"/>
-        </w:rPr>
-        <w:t>Read. Reason. Recover. Then worry about speed.</w:t>
-      </w:r>
-    </w:p>
-    <w:p>
-      <w:pPr>
         <w:pStyle w:val="BodyText"/>
         <w:spacing w:after="60" w:line="252" w:lineRule="auto"/>
         <w:ind w:left="317" w:hanging="317"/>
@@ -3107,14 +2869,10 @@
       <w:r>
         <w:rPr>
           <w:b/>
-          <w:color w:val="910039"/>
         </w:rPr>
         <w:t xml:space="preserve">1. </w:t>
       </w:r>
       <w:r>
-        <w:rPr>
-          <w:color w:val="252A2E"/>
-        </w:rPr>
         <w:t>Choose the assigned mode and confirm the deadline and evidence rule before starting.</w:t>
       </w:r>
     </w:p>
@@ -3127,14 +2885,10 @@
       <w:r>
         <w:rPr>
           <w:b/>
-          <w:color w:val="910039"/>
         </w:rPr>
         <w:t xml:space="preserve">2. </w:t>
       </w:r>
       <w:r>
-        <w:rPr>
-          <w:color w:val="252A2E"/>
-        </w:rPr>
         <w:t>Read the entire prompt and all answer choices. Close distractors are supposed to be close.</w:t>
       </w:r>
     </w:p>
@@ -3147,14 +2901,10 @@
       <w:r>
         <w:rPr>
           <w:b/>
-          <w:color w:val="910039"/>
         </w:rPr>
         <w:t xml:space="preserve">3. </w:t>
       </w:r>
       <w:r>
-        <w:rPr>
-          <w:color w:val="252A2E"/>
-        </w:rPr>
         <w:t>Use corrective feedback after a miss instead of clicking past it.</w:t>
       </w:r>
     </w:p>
@@ -3167,14 +2917,10 @@
       <w:r>
         <w:rPr>
           <w:b/>
-          <w:color w:val="910039"/>
         </w:rPr>
         <w:t xml:space="preserve">4. </w:t>
       </w:r>
       <w:r>
-        <w:rPr>
-          <w:color w:val="252A2E"/>
-        </w:rPr>
         <w:t>Treat repair, bridge, and retest items as part of the learning—not as obstacles between you and the finish screen.</w:t>
       </w:r>
     </w:p>
@@ -3187,14 +2933,10 @@
       <w:r>
         <w:rPr>
           <w:b/>
-          <w:color w:val="910039"/>
         </w:rPr>
         <w:t xml:space="preserve">5. </w:t>
       </w:r>
       <w:r>
-        <w:rPr>
-          <w:color w:val="252A2E"/>
-        </w:rPr>
         <w:t>Open the mastery report and use its strongest and priority areas to plan the next study block.</w:t>
       </w:r>
     </w:p>
@@ -3207,14 +2949,10 @@
       <w:r>
         <w:rPr>
           <w:b/>
-          <w:color w:val="910039"/>
         </w:rPr>
         <w:t xml:space="preserve">6. </w:t>
       </w:r>
       <w:r>
-        <w:rPr>
-          <w:color w:val="252A2E"/>
-        </w:rPr>
         <w:t>Save or submit the required evidence before closing the page.</w:t>
       </w:r>
     </w:p>
@@ -3338,18 +3076,36 @@
           <w:sz w:val="36"/>
         </w:rPr>
         <w:lastRenderedPageBreak/>
-        <w:t>10. Short Version for a Canvas Assignment Page</w:t>
+        <w:t>10. Short Version for a Canvas</w:t>
+      </w:r>
+      <w:r>
+        <w:rPr>
+          <w:rFonts w:ascii="Aptos Display" w:hAnsi="Aptos Display"/>
+          <w:color w:val="910039"/>
+          <w:sz w:val="36"/>
+        </w:rPr>
+        <w:t xml:space="preserve"> (or other LMS)</w:t>
+      </w:r>
+      <w:r>
+        <w:rPr>
+          <w:rFonts w:ascii="Aptos Display" w:hAnsi="Aptos Display"/>
+          <w:color w:val="910039"/>
+          <w:sz w:val="36"/>
+        </w:rPr>
+        <w:t xml:space="preserve"> Assignment Page</w:t>
       </w:r>
     </w:p>
     <w:p>
       <w:pPr>
         <w:keepNext/>
         <w:spacing w:after="140" w:line="240" w:lineRule="auto"/>
-      </w:pPr>
-      <w:r>
-        <w:rPr>
-          <w:i/>
-          <w:color w:val="2B6F9C"/>
+        <w:rPr>
+          <w:iCs/>
+        </w:rPr>
+      </w:pPr>
+      <w:r>
+        <w:rPr>
+          <w:iCs/>
           <w:sz w:val="20"/>
         </w:rPr>
         <w:t>Copy, customize, and remove every bracket before publishing.</w:t>
@@ -3427,21 +3183,24 @@
             <w:r>
               <w:rPr>
                 <w:color w:val="252A2E"/>
-                <w:sz w:val="19"/>
+                <w:sz w:val="20"/>
+                <w:szCs w:val="24"/>
               </w:rPr>
               <w:t>Complete the [assigned mode] in [Game Title] to review [chapter / module / unit / topic]. The game uses adaptive multiple-choice practice, immediate feedback, and a post-run mastery report. Correct answers move you forward. Missed answers may cause setbacks or targeted repair, bridge, and retest questions. Legendary Mode is the exception: it uses mastery-level questions without staged remediation.</w:t>
             </w:r>
             <w:r>
               <w:rPr>
                 <w:color w:val="252A2E"/>
-                <w:sz w:val="19"/>
+                <w:sz w:val="20"/>
+                <w:szCs w:val="24"/>
               </w:rPr>
               <w:br/>
             </w:r>
             <w:r>
               <w:rPr>
                 <w:color w:val="252A2E"/>
-                <w:sz w:val="19"/>
+                <w:sz w:val="20"/>
+                <w:szCs w:val="24"/>
               </w:rPr>
               <w:br/>
               <w:t>Use the assigned mode. Other modes follow different rules and may not count. Accuracy matters more than speed, although Score Attack rewards efficient correct work and repeated rapid guessing can trigger a lockout or penalty.</w:t>
@@ -3449,14 +3208,16 @@
             <w:r>
               <w:rPr>
                 <w:color w:val="252A2E"/>
-                <w:sz w:val="19"/>
+                <w:sz w:val="20"/>
+                <w:szCs w:val="24"/>
               </w:rPr>
               <w:br/>
             </w:r>
             <w:r>
               <w:rPr>
                 <w:color w:val="252A2E"/>
-                <w:sz w:val="19"/>
+                <w:sz w:val="20"/>
+                <w:szCs w:val="24"/>
               </w:rPr>
               <w:br/>
               <w:t>Complete the activity by [due date and time]. It is worth [credit policy]. Submit [verification code / result screenshot / mastery-report screenshot / Canvas response / nothing because completion is automatically tracked]. Use [recommended browser] and contact [help information] if the game does not load or is not accessible to you.</w:t>
@@ -3464,14 +3225,16 @@
             <w:r>
               <w:rPr>
                 <w:color w:val="252A2E"/>
-                <w:sz w:val="19"/>
+                <w:sz w:val="20"/>
+                <w:szCs w:val="24"/>
               </w:rPr>
               <w:br/>
             </w:r>
             <w:r>
               <w:rPr>
                 <w:color w:val="252A2E"/>
-                <w:sz w:val="19"/>
+                <w:sz w:val="20"/>
+                <w:szCs w:val="24"/>
               </w:rPr>
               <w:br/>
               <w:t>Data notice: [state entry requirements, telemetry status, storage, leaderboard policy, and alternative process].</w:t>
@@ -3530,23 +3293,6 @@
               <w:lastRenderedPageBreak/>
               <w:t>PART II — FACULTY CUSTOMIZATION CHECKLIST</w:t>
             </w:r>
-            <w:r>
-              <w:rPr>
-                <w:rFonts w:ascii="Aptos Display" w:hAnsi="Aptos Display"/>
-                <w:b/>
-                <w:color w:val="FFFFFF"/>
-                <w:sz w:val="36"/>
-              </w:rPr>
-              <w:br/>
-            </w:r>
-            <w:r>
-              <w:rPr>
-                <w:i/>
-                <w:color w:val="F7EBD0"/>
-                <w:sz w:val="20"/>
-              </w:rPr>
-              <w:t>Keep this section. Students do not need to watch the sausage factory catch fire.</w:t>
-            </w:r>
           </w:p>
         </w:tc>
       </w:tr>
@@ -3568,20 +3314,6 @@
           <w:sz w:val="36"/>
         </w:rPr>
         <w:t>11. Assignment Design Decisions</w:t>
-      </w:r>
-    </w:p>
-    <w:p>
-      <w:pPr>
-        <w:keepNext/>
-        <w:spacing w:after="140" w:line="240" w:lineRule="auto"/>
-      </w:pPr>
-      <w:r>
-        <w:rPr>
-          <w:i/>
-          <w:color w:val="2B6F9C"/>
-          <w:sz w:val="20"/>
-        </w:rPr>
-        <w:t>Decide the rules before editing the prose.</w:t>
       </w:r>
     </w:p>
     <w:p>
@@ -3809,7 +3541,8 @@
             <w:r>
               <w:rPr>
                 <w:color w:val="252A2E"/>
-                <w:sz w:val="19"/>
+                <w:sz w:val="20"/>
+                <w:szCs w:val="24"/>
               </w:rPr>
               <w:t>Standard Campaign, Exam Drill, Timed Trial, Legendary Mode, and Score Attack produce different evidence. Assigning “the game” without naming the mode is not flexibility. It is an avoidable grading dispute.</w:t>
             </w:r>
@@ -3840,11 +3573,13 @@
       <w:pPr>
         <w:keepNext/>
         <w:spacing w:after="140" w:line="240" w:lineRule="auto"/>
-      </w:pPr>
-      <w:r>
-        <w:rPr>
-          <w:i/>
-          <w:color w:val="2B6F9C"/>
+        <w:rPr>
+          <w:iCs/>
+        </w:rPr>
+      </w:pPr>
+      <w:r>
+        <w:rPr>
+          <w:iCs/>
           <w:sz w:val="20"/>
         </w:rPr>
         <w:t>A display pseudonym is not a privacy policy.</w:t>
@@ -4051,16 +3786,21 @@
     </w:p>
     <w:p>
       <w:pPr>
-        <w:keepNext/>
-        <w:spacing w:after="140" w:line="240" w:lineRule="auto"/>
-      </w:pPr>
-      <w:r>
-        <w:rPr>
-          <w:i/>
-          <w:color w:val="2B6F9C"/>
-          <w:sz w:val="20"/>
-        </w:rPr>
-        <w:t>The engine cannot rescue bad questions. It can only deliver them efficiently.</w:t>
+        <w:pStyle w:val="BodyText"/>
+        <w:spacing w:after="60" w:line="252" w:lineRule="auto"/>
+      </w:pPr>
+      <w:r>
+        <w:rPr>
+          <w:b/>
+          <w:color w:val="910039"/>
+        </w:rPr>
+        <w:t xml:space="preserve">[ ] </w:t>
+      </w:r>
+      <w:r>
+        <w:rPr>
+          <w:color w:val="252A2E"/>
+        </w:rPr>
+        <w:t>Every item has a unique ID and the required question, options, correct-answer index, tag, type, and feedback fields.</w:t>
       </w:r>
     </w:p>
     <w:p>
@@ -4079,7 +3819,7 @@
         <w:rPr>
           <w:color w:val="252A2E"/>
         </w:rPr>
-        <w:t>Every item has a unique ID and the required question, options, correct-answer index, tag, type, and feedback fields.</w:t>
+        <w:t>Items use explicit objective and micro-skill metadata when the build supports them.</w:t>
       </w:r>
     </w:p>
     <w:p>
@@ -4098,7 +3838,7 @@
         <w:rPr>
           <w:color w:val="252A2E"/>
         </w:rPr>
-        <w:t>Items use explicit objective and micro-skill metadata when the build supports them.</w:t>
+        <w:t>Repair and bridge routes align with the primary skill and common error behind the source item.</w:t>
       </w:r>
     </w:p>
     <w:p>
@@ -4117,7 +3857,7 @@
         <w:rPr>
           <w:color w:val="252A2E"/>
         </w:rPr>
-        <w:t>Repair and bridge routes align with the primary skill and common error behind the source item.</w:t>
+        <w:t>Tags, types, objective codes, skills, and difficulty labels use one consistent naming convention.</w:t>
       </w:r>
     </w:p>
     <w:p>
@@ -4136,7 +3876,7 @@
         <w:rPr>
           <w:color w:val="252A2E"/>
         </w:rPr>
-        <w:t>Tags, types, objective codes, skills, and difficulty labels use one consistent naming convention.</w:t>
+        <w:t>Correct answers were independently verified, including calculations, graphs, and generated items.</w:t>
       </w:r>
     </w:p>
     <w:p>
@@ -4155,7 +3895,7 @@
         <w:rPr>
           <w:color w:val="252A2E"/>
         </w:rPr>
-        <w:t>Correct answers were independently verified, including calculations, graphs, and generated items.</w:t>
+        <w:t>Duplicate and near-duplicate questions were removed or deliberately separated across pools.</w:t>
       </w:r>
     </w:p>
     <w:p>
@@ -4168,14 +3908,13 @@
           <w:b/>
           <w:color w:val="910039"/>
         </w:rPr>
-        <w:lastRenderedPageBreak/>
         <w:t xml:space="preserve">[ ] </w:t>
       </w:r>
       <w:r>
         <w:rPr>
           <w:color w:val="252A2E"/>
         </w:rPr>
-        <w:t>Duplicate and near-duplicate questions were removed or deliberately separated across pools.</w:t>
+        <w:t>Answer-length bias was audited so the longest option does not repeatedly advertise the correct answer.</w:t>
       </w:r>
     </w:p>
     <w:p>
@@ -4194,7 +3933,7 @@
         <w:rPr>
           <w:color w:val="252A2E"/>
         </w:rPr>
-        <w:t>Answer-length bias was audited so the longest option does not repeatedly advertise the correct answer.</w:t>
+        <w:t>Distractors are plausible, grammatically parallel, and tied to recognizable misconceptions rather than nonsense.</w:t>
       </w:r>
     </w:p>
     <w:p>
@@ -4207,25 +3946,7 @@
           <w:b/>
           <w:color w:val="910039"/>
         </w:rPr>
-        <w:t xml:space="preserve">[ ] </w:t>
-      </w:r>
-      <w:r>
-        <w:rPr>
-          <w:color w:val="252A2E"/>
-        </w:rPr>
-        <w:t>Distractors are plausible, grammatically parallel, and tied to recognizable misconceptions rather than nonsense.</w:t>
-      </w:r>
-    </w:p>
-    <w:p>
-      <w:pPr>
-        <w:pStyle w:val="BodyText"/>
-        <w:spacing w:after="60" w:line="252" w:lineRule="auto"/>
-      </w:pPr>
-      <w:r>
-        <w:rPr>
-          <w:b/>
-          <w:color w:val="910039"/>
-        </w:rPr>
+        <w:lastRenderedPageBreak/>
         <w:t xml:space="preserve">[ ] </w:t>
       </w:r>
       <w:r>
@@ -4266,20 +3987,6 @@
           <w:sz w:val="36"/>
         </w:rPr>
         <w:t>14. Mode Boundaries to Verify</w:t>
-      </w:r>
-    </w:p>
-    <w:p>
-      <w:pPr>
-        <w:keepNext/>
-        <w:spacing w:after="140" w:line="240" w:lineRule="auto"/>
-      </w:pPr>
-      <w:r>
-        <w:rPr>
-          <w:i/>
-          <w:color w:val="2B6F9C"/>
-          <w:sz w:val="20"/>
-        </w:rPr>
-        <w:t>These are engine rules, not decorative labels.</w:t>
       </w:r>
     </w:p>
     <w:tbl>
@@ -4774,16 +4481,21 @@
     </w:p>
     <w:p>
       <w:pPr>
-        <w:keepNext/>
-        <w:spacing w:after="140" w:line="240" w:lineRule="auto"/>
-      </w:pPr>
-      <w:r>
-        <w:rPr>
-          <w:i/>
-          <w:color w:val="2B6F9C"/>
-          <w:sz w:val="20"/>
-        </w:rPr>
-        <w:t>The first question loading is not a test plan.</w:t>
+        <w:pStyle w:val="BodyText"/>
+        <w:spacing w:after="60" w:line="252" w:lineRule="auto"/>
+      </w:pPr>
+      <w:r>
+        <w:rPr>
+          <w:b/>
+          <w:color w:val="910039"/>
+        </w:rPr>
+        <w:t xml:space="preserve">[ ] </w:t>
+      </w:r>
+      <w:r>
+        <w:rPr>
+          <w:color w:val="252A2E"/>
+        </w:rPr>
+        <w:t>The published URL opens the intended index.html file on a clean browser session.</w:t>
       </w:r>
     </w:p>
     <w:p>
@@ -4802,7 +4514,7 @@
         <w:rPr>
           <w:color w:val="252A2E"/>
         </w:rPr>
-        <w:t>The published URL opens the intended index.html file on a clean browser session.</w:t>
+        <w:t>All images, graphs, mode cards, backgrounds, audio files, and icons load from the published site with exact filename capitalization.</w:t>
       </w:r>
     </w:p>
     <w:p>
@@ -4821,7 +4533,7 @@
         <w:rPr>
           <w:color w:val="252A2E"/>
         </w:rPr>
-        <w:t>All images, graphs, mode cards, backgrounds, audio files, and icons load from the published site with exact filename capitalization.</w:t>
+        <w:t>The game works on current desktop Chrome, Firefox, Edge, or the browser named in the student instructions.</w:t>
       </w:r>
     </w:p>
     <w:p>
@@ -4840,7 +4552,21 @@
         <w:rPr>
           <w:color w:val="252A2E"/>
         </w:rPr>
-        <w:t>The game works on current desktop Chrome, Firefox, Edge, or the browser named in the student instructions.</w:t>
+        <w:t xml:space="preserve">The mobile layout keeps questions, answer buttons, controls, graphs, and result screens readable without </w:t>
+      </w:r>
+      <w:proofErr w:type="gramStart"/>
+      <w:r>
+        <w:rPr>
+          <w:color w:val="252A2E"/>
+        </w:rPr>
+        <w:t>overlap</w:t>
+      </w:r>
+      <w:proofErr w:type="gramEnd"/>
+      <w:r>
+        <w:rPr>
+          <w:color w:val="252A2E"/>
+        </w:rPr>
+        <w:t xml:space="preserve"> or clipping.</w:t>
       </w:r>
     </w:p>
     <w:p>
@@ -4859,21 +4585,7 @@
         <w:rPr>
           <w:color w:val="252A2E"/>
         </w:rPr>
-        <w:t xml:space="preserve">The mobile layout keeps questions, answer buttons, controls, graphs, and result screens readable without </w:t>
-      </w:r>
-      <w:proofErr w:type="gramStart"/>
-      <w:r>
-        <w:rPr>
-          <w:color w:val="252A2E"/>
-        </w:rPr>
-        <w:t>overlap</w:t>
-      </w:r>
-      <w:proofErr w:type="gramEnd"/>
-      <w:r>
-        <w:rPr>
-          <w:color w:val="252A2E"/>
-        </w:rPr>
-        <w:t xml:space="preserve"> or clipping.</w:t>
+        <w:t>Keyboard focus, answer activation, modal controls, graph enlargement, and screen-reader announcements work as intended.</w:t>
       </w:r>
     </w:p>
     <w:p>
@@ -4892,7 +4604,7 @@
         <w:rPr>
           <w:color w:val="252A2E"/>
         </w:rPr>
-        <w:t>Keyboard focus, answer activation, modal controls, graph enlargement, and screen-reader announcements work as intended.</w:t>
+        <w:t>Color contrast and text size remain readable in routine, boss, feedback, timer-warning, and result states.</w:t>
       </w:r>
     </w:p>
     <w:p>
@@ -4911,7 +4623,7 @@
         <w:rPr>
           <w:color w:val="252A2E"/>
         </w:rPr>
-        <w:t>Color contrast and text size remain readable in routine, boss, feedback, timer-warning, and result states.</w:t>
+        <w:t>The sound toggle works, audio does not block the game, and the activity remains understandable with sound off.</w:t>
       </w:r>
     </w:p>
     <w:p>
@@ -4930,7 +4642,7 @@
         <w:rPr>
           <w:color w:val="252A2E"/>
         </w:rPr>
-        <w:t>The sound toggle works, audio does not block the game, and the activity remains understandable with sound off.</w:t>
+        <w:t>An accessible alternative or equivalent practice route is ready when the interface is not usable for a student.</w:t>
       </w:r>
     </w:p>
     <w:p>
@@ -4949,26 +4661,19 @@
         <w:rPr>
           <w:color w:val="252A2E"/>
         </w:rPr>
-        <w:t>An accessible alternative or equivalent practice route is ready when the interface is not usable for a student.</w:t>
-      </w:r>
-    </w:p>
-    <w:p>
-      <w:pPr>
-        <w:pStyle w:val="BodyText"/>
-        <w:spacing w:after="60" w:line="252" w:lineRule="auto"/>
-      </w:pPr>
-      <w:r>
-        <w:rPr>
-          <w:b/>
-          <w:color w:val="910039"/>
-        </w:rPr>
-        <w:t xml:space="preserve">[ ] </w:t>
+        <w:t>The Canvas</w:t>
       </w:r>
       <w:r>
         <w:rPr>
           <w:color w:val="252A2E"/>
         </w:rPr>
-        <w:t xml:space="preserve">The Canvas link or embed opens without mixed-content, framing, sign-in, or </w:t>
+        <w:t xml:space="preserve"> (or other LMS)</w:t>
+      </w:r>
+      <w:r>
+        <w:rPr>
+          <w:color w:val="252A2E"/>
+        </w:rPr>
+        <w:t xml:space="preserve"> link or embed opens without mixed-content, framing, sign-in, or </w:t>
       </w:r>
       <w:proofErr w:type="gramStart"/>
       <w:r>
@@ -5001,29 +4706,34 @@
     </w:p>
     <w:p>
       <w:pPr>
-        <w:keepNext/>
-        <w:spacing w:after="140" w:line="240" w:lineRule="auto"/>
-      </w:pPr>
-      <w:r>
-        <w:rPr>
-          <w:i/>
-          <w:color w:val="2B6F9C"/>
-          <w:sz w:val="20"/>
-        </w:rPr>
-        <w:t>Make the engine show its ugly edges before students do.</w:t>
+        <w:pStyle w:val="Heading2"/>
+        <w:spacing w:before="140" w:after="60" w:line="240" w:lineRule="auto"/>
+      </w:pPr>
+      <w:r>
+        <w:rPr>
+          <w:rFonts w:ascii="Aptos" w:hAnsi="Aptos"/>
+          <w:color w:val="17324D"/>
+        </w:rPr>
+        <w:t>Run every mode</w:t>
       </w:r>
     </w:p>
     <w:p>
       <w:pPr>
-        <w:pStyle w:val="Heading2"/>
-        <w:spacing w:before="140" w:after="60" w:line="240" w:lineRule="auto"/>
-      </w:pPr>
-      <w:r>
-        <w:rPr>
-          <w:rFonts w:ascii="Aptos" w:hAnsi="Aptos"/>
-          <w:color w:val="17324D"/>
-        </w:rPr>
-        <w:t>Run every mode</w:t>
+        <w:pStyle w:val="BodyText"/>
+        <w:spacing w:after="60" w:line="252" w:lineRule="auto"/>
+      </w:pPr>
+      <w:r>
+        <w:rPr>
+          <w:b/>
+          <w:color w:val="910039"/>
+        </w:rPr>
+        <w:t xml:space="preserve">[ ] </w:t>
+      </w:r>
+      <w:r>
+        <w:rPr>
+          <w:color w:val="252A2E"/>
+        </w:rPr>
+        <w:t>Complete Standard Campaign with intentional misses, at least one repair/bridge/retest sequence, all three bosses, artifact unlocks, a save/resume cycle, completion evidence, and the mastery report.</w:t>
       </w:r>
     </w:p>
     <w:p>
@@ -5042,7 +4752,7 @@
         <w:rPr>
           <w:color w:val="252A2E"/>
         </w:rPr>
-        <w:t>Complete Standard Campaign with intentional misses, at least one repair/bridge/retest sequence, all three bosses, artifact unlocks, a save/resume cycle, completion evidence, and the mastery report.</w:t>
+        <w:t>Run Timed Trial until time expires. Confirm the timer, highest-room record, setbacks, report, retry button, and no-resume boundary.</w:t>
       </w:r>
     </w:p>
     <w:p>
@@ -5055,14 +4765,13 @@
           <w:b/>
           <w:color w:val="910039"/>
         </w:rPr>
-        <w:lastRenderedPageBreak/>
         <w:t xml:space="preserve">[ ] </w:t>
       </w:r>
       <w:r>
         <w:rPr>
           <w:color w:val="252A2E"/>
         </w:rPr>
-        <w:t>Run Timed Trial until time expires. Confirm the timer, highest-room record, setbacks, report, retry button, and no-resume boundary.</w:t>
+        <w:t>Complete Exam Drill with misses across different tags, types, objectives, and skills. Confirm there are no bosses, artifacts, or campaign effects.</w:t>
       </w:r>
     </w:p>
     <w:p>
@@ -5081,7 +4790,7 @@
         <w:rPr>
           <w:color w:val="252A2E"/>
         </w:rPr>
-        <w:t>Complete Exam Drill with misses across different tags, types, objectives, and skills. Confirm there are no bosses, artifacts, or campaign effects.</w:t>
+        <w:t>Complete Legendary Mode with misses. Confirm that no staged remediation appears and that separate saving, bosses, completion evidence, and report work.</w:t>
       </w:r>
     </w:p>
     <w:p>
@@ -5094,25 +4803,7 @@
           <w:b/>
           <w:color w:val="910039"/>
         </w:rPr>
-        <w:t xml:space="preserve">[ ] </w:t>
-      </w:r>
-      <w:r>
-        <w:rPr>
-          <w:color w:val="252A2E"/>
-        </w:rPr>
-        <w:t>Complete Legendary Mode with misses. Confirm that no staged remediation appears and that separate saving, bosses, completion evidence, and report work.</w:t>
-      </w:r>
-    </w:p>
-    <w:p>
-      <w:pPr>
-        <w:pStyle w:val="BodyText"/>
-        <w:spacing w:after="60" w:line="252" w:lineRule="auto"/>
-      </w:pPr>
-      <w:r>
-        <w:rPr>
-          <w:b/>
-          <w:color w:val="910039"/>
-        </w:rPr>
+        <w:lastRenderedPageBreak/>
         <w:t xml:space="preserve">[ ] </w:t>
       </w:r>
       <w:r>
@@ -5363,20 +5054,6 @@
     </w:p>
     <w:p>
       <w:pPr>
-        <w:keepNext/>
-        <w:spacing w:after="140" w:line="240" w:lineRule="auto"/>
-      </w:pPr>
-      <w:r>
-        <w:rPr>
-          <w:i/>
-          <w:color w:val="2B6F9C"/>
-          <w:sz w:val="20"/>
-        </w:rPr>
-        <w:t>Follow the data trail. Guessing is how bad dashboards become permanent.</w:t>
-      </w:r>
-    </w:p>
-    <w:p>
-      <w:pPr>
         <w:pStyle w:val="BodyText"/>
         <w:spacing w:after="60" w:line="252" w:lineRule="auto"/>
       </w:pPr>
@@ -5552,21 +5229,42 @@
           <w:color w:val="910039"/>
           <w:sz w:val="36"/>
         </w:rPr>
-        <w:t>18. Final Canvas Posting Checklist</w:t>
+        <w:t xml:space="preserve">18. Final </w:t>
+      </w:r>
+      <w:r>
+        <w:rPr>
+          <w:rFonts w:ascii="Aptos Display" w:hAnsi="Aptos Display"/>
+          <w:color w:val="910039"/>
+          <w:sz w:val="36"/>
+        </w:rPr>
+        <w:t>LMS</w:t>
+      </w:r>
+      <w:r>
+        <w:rPr>
+          <w:rFonts w:ascii="Aptos Display" w:hAnsi="Aptos Display"/>
+          <w:color w:val="910039"/>
+          <w:sz w:val="36"/>
+        </w:rPr>
+        <w:t xml:space="preserve"> Posting Checklist</w:t>
       </w:r>
     </w:p>
     <w:p>
       <w:pPr>
-        <w:keepNext/>
-        <w:spacing w:after="140" w:line="240" w:lineRule="auto"/>
-      </w:pPr>
-      <w:r>
-        <w:rPr>
-          <w:i/>
-          <w:color w:val="2B6F9C"/>
-          <w:sz w:val="20"/>
-        </w:rPr>
-        <w:t>Nothing goes live with brackets, contradictions, or a dead link.</w:t>
+        <w:pStyle w:val="BodyText"/>
+        <w:spacing w:after="60" w:line="252" w:lineRule="auto"/>
+      </w:pPr>
+      <w:r>
+        <w:rPr>
+          <w:b/>
+          <w:color w:val="910039"/>
+        </w:rPr>
+        <w:t xml:space="preserve">[ ] </w:t>
+      </w:r>
+      <w:r>
+        <w:rPr>
+          <w:color w:val="252A2E"/>
+        </w:rPr>
+        <w:t>All bracketed placeholders in the student copy were replaced or removed.</w:t>
       </w:r>
     </w:p>
     <w:p>
@@ -5585,7 +5283,19 @@
         <w:rPr>
           <w:color w:val="252A2E"/>
         </w:rPr>
-        <w:t>All bracketed placeholders in the student copy were replaced or removed.</w:t>
+        <w:t xml:space="preserve">The </w:t>
+      </w:r>
+      <w:r>
+        <w:rPr>
+          <w:color w:val="252A2E"/>
+        </w:rPr>
+        <w:t>LMS</w:t>
+      </w:r>
+      <w:r>
+        <w:rPr>
+          <w:color w:val="252A2E"/>
+        </w:rPr>
+        <w:t xml:space="preserve"> title names the game and assigned mode.</w:t>
       </w:r>
     </w:p>
     <w:p>
@@ -5604,7 +5314,7 @@
         <w:rPr>
           <w:color w:val="252A2E"/>
         </w:rPr>
-        <w:t>The Canvas title names the game and assigned mode.</w:t>
+        <w:t>The instructions state the topic, purpose, due date, credit, replay rule, and submission evidence.</w:t>
       </w:r>
     </w:p>
     <w:p>
@@ -5623,7 +5333,21 @@
         <w:rPr>
           <w:color w:val="252A2E"/>
         </w:rPr>
-        <w:t>The instructions state the topic, purpose, due date, credit, replay rule, and submission evidence.</w:t>
+        <w:t xml:space="preserve">The posted game URL is the published student-facing URL, not the repository </w:t>
+      </w:r>
+      <w:proofErr w:type="gramStart"/>
+      <w:r>
+        <w:rPr>
+          <w:color w:val="252A2E"/>
+        </w:rPr>
+        <w:t>edit</w:t>
+      </w:r>
+      <w:proofErr w:type="gramEnd"/>
+      <w:r>
+        <w:rPr>
+          <w:color w:val="252A2E"/>
+        </w:rPr>
+        <w:t xml:space="preserve"> page or a local file path.</w:t>
       </w:r>
     </w:p>
     <w:p>
@@ -5642,21 +5366,7 @@
         <w:rPr>
           <w:color w:val="252A2E"/>
         </w:rPr>
-        <w:t xml:space="preserve">The posted game URL is the published student-facing URL, not the repository </w:t>
-      </w:r>
-      <w:proofErr w:type="gramStart"/>
-      <w:r>
-        <w:rPr>
-          <w:color w:val="252A2E"/>
-        </w:rPr>
-        <w:t>edit</w:t>
-      </w:r>
-      <w:proofErr w:type="gramEnd"/>
-      <w:r>
-        <w:rPr>
-          <w:color w:val="252A2E"/>
-        </w:rPr>
-        <w:t xml:space="preserve"> page or a local file path.</w:t>
+        <w:t>The mode named in Canvas matches the mode used in grading and telemetry.</w:t>
       </w:r>
     </w:p>
     <w:p>
@@ -5675,7 +5385,21 @@
         <w:rPr>
           <w:color w:val="252A2E"/>
         </w:rPr>
-        <w:t>The mode named in Canvas matches the mode used in grading and telemetry.</w:t>
+        <w:t xml:space="preserve">The </w:t>
+      </w:r>
+      <w:proofErr w:type="gramStart"/>
+      <w:r>
+        <w:rPr>
+          <w:color w:val="252A2E"/>
+        </w:rPr>
+        <w:t>privacy</w:t>
+      </w:r>
+      <w:proofErr w:type="gramEnd"/>
+      <w:r>
+        <w:rPr>
+          <w:color w:val="252A2E"/>
+        </w:rPr>
+        <w:t>, leaderboard, browser, saving, and accessibility language matches the deployed build.</w:t>
       </w:r>
     </w:p>
     <w:p>
@@ -5688,28 +5412,13 @@
           <w:b/>
           <w:color w:val="910039"/>
         </w:rPr>
-        <w:lastRenderedPageBreak/>
         <w:t xml:space="preserve">[ ] </w:t>
       </w:r>
       <w:r>
         <w:rPr>
           <w:color w:val="252A2E"/>
         </w:rPr>
-        <w:t xml:space="preserve">The </w:t>
-      </w:r>
-      <w:proofErr w:type="gramStart"/>
-      <w:r>
-        <w:rPr>
-          <w:color w:val="252A2E"/>
-        </w:rPr>
-        <w:t>privacy</w:t>
-      </w:r>
-      <w:proofErr w:type="gramEnd"/>
-      <w:r>
-        <w:rPr>
-          <w:color w:val="252A2E"/>
-        </w:rPr>
-        <w:t>, leaderboard, browser, saving, and accessibility language matches the deployed build.</w:t>
+        <w:t>The submission field accepts the required evidence type and students know where to place it.</w:t>
       </w:r>
     </w:p>
     <w:p>
@@ -5728,26 +5437,19 @@
         <w:rPr>
           <w:color w:val="252A2E"/>
         </w:rPr>
-        <w:t>The submission field accepts the required evidence type and students know where to place it.</w:t>
-      </w:r>
-    </w:p>
-    <w:p>
-      <w:pPr>
-        <w:pStyle w:val="BodyText"/>
-        <w:spacing w:after="60" w:line="252" w:lineRule="auto"/>
-      </w:pPr>
-      <w:r>
-        <w:rPr>
-          <w:b/>
-          <w:color w:val="910039"/>
-        </w:rPr>
-        <w:t xml:space="preserve">[ ] </w:t>
+        <w:t xml:space="preserve">A faculty or test account completed the entire assignment from the </w:t>
       </w:r>
       <w:r>
         <w:rPr>
           <w:color w:val="252A2E"/>
         </w:rPr>
-        <w:t>A faculty or test account completed the entire assignment from the Canvas page after publication.</w:t>
+        <w:t>LMS</w:t>
+      </w:r>
+      <w:r>
+        <w:rPr>
+          <w:color w:val="252A2E"/>
+        </w:rPr>
+        <w:t xml:space="preserve"> page after publication.</w:t>
       </w:r>
     </w:p>
     <w:p>
@@ -5833,11 +5535,6 @@
     </w:tbl>
     <w:p>
       <w:pPr>
-        <w:spacing w:after="0"/>
-      </w:pPr>
-    </w:p>
-    <w:p>
-      <w:pPr>
         <w:pStyle w:val="Heading1"/>
         <w:spacing w:before="200" w:after="60" w:line="240" w:lineRule="auto"/>
       </w:pPr>
@@ -5847,6 +5544,7 @@
           <w:color w:val="910039"/>
           <w:sz w:val="36"/>
         </w:rPr>
+        <w:lastRenderedPageBreak/>
         <w:t>19. Faculty Posting Record</w:t>
       </w:r>
     </w:p>
@@ -5854,11 +5552,13 @@
       <w:pPr>
         <w:keepNext/>
         <w:spacing w:after="140" w:line="240" w:lineRule="auto"/>
-      </w:pPr>
-      <w:r>
-        <w:rPr>
-          <w:i/>
-          <w:color w:val="2B6F9C"/>
+        <w:rPr>
+          <w:iCs/>
+        </w:rPr>
+      </w:pPr>
+      <w:r>
+        <w:rPr>
+          <w:iCs/>
           <w:sz w:val="20"/>
         </w:rPr>
         <w:t>Complete this one-page record and archive it with the deployed build.</w:t>
@@ -6663,68 +6363,6 @@
         <w:spacing w:after="0"/>
       </w:pPr>
     </w:p>
-    <w:tbl>
-      <w:tblPr>
-        <w:tblW w:w="0" w:type="auto"/>
-        <w:jc w:val="center"/>
-        <w:tblLook w:val="04A0" w:firstRow="1" w:lastRow="0" w:firstColumn="1" w:lastColumn="0" w:noHBand="0" w:noVBand="1"/>
-      </w:tblPr>
-      <w:tblGrid>
-        <w:gridCol w:w="10254"/>
-      </w:tblGrid>
-      <w:tr>
-        <w:trPr>
-          <w:cantSplit/>
-          <w:jc w:val="center"/>
-        </w:trPr>
-        <w:tc>
-          <w:tcPr>
-            <w:tcW w:w="10282" w:type="dxa"/>
-            <w:tcBorders>
-              <w:top w:val="single" w:sz="4" w:space="0" w:color="D8DDE2"/>
-              <w:left w:val="single" w:sz="18" w:space="0" w:color="2D7A4B"/>
-              <w:bottom w:val="single" w:sz="4" w:space="0" w:color="D8DDE2"/>
-              <w:right w:val="single" w:sz="4" w:space="0" w:color="D8DDE2"/>
-            </w:tcBorders>
-            <w:shd w:val="clear" w:color="auto" w:fill="EAF5EE"/>
-            <w:tcMar>
-              <w:top w:w="130" w:type="dxa"/>
-              <w:left w:w="180" w:type="dxa"/>
-              <w:bottom w:w="130" w:type="dxa"/>
-              <w:right w:w="180" w:type="dxa"/>
-            </w:tcMar>
-          </w:tcPr>
-          <w:p>
-            <w:pPr>
-              <w:spacing w:after="0" w:line="259" w:lineRule="auto"/>
-            </w:pPr>
-            <w:r>
-              <w:rPr>
-                <w:b/>
-                <w:color w:val="2D7A4B"/>
-                <w:sz w:val="22"/>
-              </w:rPr>
-              <w:t>Faculty signoff</w:t>
-            </w:r>
-            <w:r>
-              <w:rPr>
-                <w:b/>
-                <w:color w:val="2D7A4B"/>
-                <w:sz w:val="22"/>
-              </w:rPr>
-              <w:br/>
-            </w:r>
-            <w:r>
-              <w:rPr>
-                <w:color w:val="252A2E"/>
-                <w:sz w:val="19"/>
-              </w:rPr>
-              <w:t>I verified that the student instructions match the deployed build, the assigned mode matches the grading rule, the data notice matches the actual collection pathway, and the required simulated runs passed. Name: ____________________   Date: ____________________</w:t>
-            </w:r>
-          </w:p>
-        </w:tc>
-      </w:tr>
-    </w:tbl>
     <w:p>
       <w:pPr>
         <w:spacing w:after="0"/>

--- a/downloads/resources/student-instructions-and-faculty-customization-checklist.docx
+++ b/downloads/resources/student-instructions-and-faculty-customization-checklist.docx
@@ -10,7 +10,7 @@
         <w:drawing>
           <wp:inline xmlns:a="http://schemas.openxmlformats.org/drawingml/2006/main" xmlns:pic="http://schemas.openxmlformats.org/drawingml/2006/picture">
             <wp:extent cx="1783080" cy="789780"/>
-            <wp:docPr id="1" name="Picture 1"/>
+            <wp:docPr id="1" name="Picture 1" descr="Mastery Quests logo"/>
             <wp:cNvGraphicFramePr>
               <a:graphicFrameLocks noChangeAspect="1"/>
             </wp:cNvGraphicFramePr>
@@ -137,7 +137,7 @@
     </w:p>
     <w:p>
       <w:r>
-        <w:t>Complete the assigned mode in [Game Title] to practice [course unit / topics]. The game uses adaptive multiple-choice practice, immediate feedback, and a post-run mastery report. Correct answers move you forward. Missed answers may create setbacks or targeted review questions.</w:t>
+        <w:t>Complete the assigned mode in [Game Title] to practice [course unit / topics]. The game uses adaptive multiple-choice practice, immediate feedback, and Mastery Report 2.0. Correct answers move you forward; misses may create setbacks or targeted repair. When warranted, the report may recommend a one-page Concept Review before you return to practice.</w:t>
       </w:r>
     </w:p>
     <w:tbl>
@@ -209,12 +209,7 @@
           </w:tcPr>
           <w:p>
             <w:r>
-              <w:rPr>
-                <w:rFonts w:ascii="Aptos" w:hAnsi="Aptos"/>
-                <w:color w:val="0A172A"/>
-                <w:sz w:val="18"/>
-              </w:rPr>
-              <w:t>[Standard Campaign / Timed Trial / Exam Drill / Legendary Mode / Score Attack]</w:t>
+              <w:t>[Standard Campaign / Timed Trial / Exam Drill / Legendary Mode / Score Attack / Quiz / Unlimited Practice / Trial by Graph / Fading Fortune / Risk &amp; Reward]</w:t>
             </w:r>
           </w:p>
         </w:tc>
@@ -377,18 +372,22 @@
         <w:gridCol w:w="3389"/>
       </w:tblGrid>
       <w:tr>
+        <w:trPr>
+          <w:tblHeader w:val="true"/>
+        </w:trPr>
         <w:tc>
           <w:tcPr>
             <w:tcW w:type="dxa" w:w="3389"/>
-            <w:shd w:fill="062454"/>
+            <w:shd w:fill="0B2D5C"/>
+            <w:vAlign w:val="top"/>
           </w:tcPr>
           <w:p>
+            <w:r/>
             <w:r>
               <w:rPr>
-                <w:rFonts w:ascii="Aptos" w:hAnsi="Aptos"/>
                 <w:b/>
                 <w:color w:val="FFFFFF"/>
-                <w:sz w:val="19"/>
+                <w:sz w:val="18"/>
               </w:rPr>
               <w:t>Mode</w:t>
             </w:r>
@@ -397,49 +396,55 @@
         <w:tc>
           <w:tcPr>
             <w:tcW w:type="dxa" w:w="3389"/>
-            <w:shd w:fill="062454"/>
+            <w:shd w:fill="0B2D5C"/>
+            <w:vAlign w:val="top"/>
           </w:tcPr>
           <w:p>
+            <w:r/>
             <w:r>
               <w:rPr>
-                <w:rFonts w:ascii="Aptos" w:hAnsi="Aptos"/>
                 <w:b/>
                 <w:color w:val="FFFFFF"/>
-                <w:sz w:val="19"/>
+                <w:sz w:val="18"/>
               </w:rPr>
-              <w:t>What students experience</w:t>
+              <w:t>What changes</w:t>
             </w:r>
           </w:p>
         </w:tc>
         <w:tc>
           <w:tcPr>
             <w:tcW w:type="dxa" w:w="3389"/>
-            <w:shd w:fill="062454"/>
+            <w:shd w:fill="0B2D5C"/>
+            <w:vAlign w:val="top"/>
           </w:tcPr>
           <w:p>
+            <w:r/>
             <w:r>
               <w:rPr>
-                <w:rFonts w:ascii="Aptos" w:hAnsi="Aptos"/>
                 <w:b/>
                 <w:color w:val="FFFFFF"/>
-                <w:sz w:val="19"/>
+                <w:sz w:val="18"/>
               </w:rPr>
-              <w:t>Best instructional use</w:t>
+              <w:t>When to use it</w:t>
             </w:r>
           </w:p>
         </w:tc>
       </w:tr>
       <w:tr>
+        <w:trPr>
+          <w:cantSplit/>
+        </w:trPr>
         <w:tc>
           <w:tcPr>
-            <w:tcW w:type="dxa" w:w="3389"/>
+            <w:tcW w:type="dxa" w:w="1944"/>
+            <w:vAlign w:val="top"/>
           </w:tcPr>
           <w:p>
+            <w:r/>
             <w:r>
               <w:rPr>
-                <w:rFonts w:ascii="Aptos" w:hAnsi="Aptos"/>
                 <w:b/>
-                <w:color w:val="0A172A"/>
+                <w:color w:val="0B2D5C"/>
                 <w:sz w:val="17"/>
               </w:rPr>
               <w:t>Standard Campaign</w:t>
@@ -448,30 +453,30 @@
         </w:tc>
         <w:tc>
           <w:tcPr>
-            <w:tcW w:type="dxa" w:w="3389"/>
+            <w:tcW w:type="dxa" w:w="4680"/>
+            <w:vAlign w:val="top"/>
           </w:tcPr>
           <w:p>
+            <w:r/>
             <w:r>
               <w:rPr>
-                <w:rFonts w:ascii="Aptos" w:hAnsi="Aptos"/>
                 <w:b w:val="0"/>
-                <w:color w:val="0A172A"/>
                 <w:sz w:val="17"/>
               </w:rPr>
-              <w:t>Full 30-room campaign with checkpoints, adaptive support, setbacks, artifacts, and browser-local save/resume.</w:t>
+              <w:t>A 30-room campaign with checkpoints, milestones, setbacks, and browser-local save/resume.</w:t>
             </w:r>
           </w:p>
         </w:tc>
         <w:tc>
           <w:tcPr>
-            <w:tcW w:type="dxa" w:w="3389"/>
+            <w:tcW w:type="dxa" w:w="3240"/>
+            <w:vAlign w:val="top"/>
           </w:tcPr>
           <w:p>
+            <w:r/>
             <w:r>
               <w:rPr>
-                <w:rFonts w:ascii="Aptos" w:hAnsi="Aptos"/>
                 <w:b w:val="0"/>
-                <w:color w:val="0A172A"/>
                 <w:sz w:val="17"/>
               </w:rPr>
               <w:t>Use for the complete game experience.</w:t>
@@ -480,17 +485,20 @@
         </w:tc>
       </w:tr>
       <w:tr>
+        <w:trPr>
+          <w:cantSplit/>
+        </w:trPr>
         <w:tc>
           <w:tcPr>
-            <w:tcW w:type="dxa" w:w="3389"/>
-            <w:shd w:fill="F7FAFC"/>
+            <w:tcW w:type="dxa" w:w="1944"/>
+            <w:vAlign w:val="top"/>
           </w:tcPr>
           <w:p>
+            <w:r/>
             <w:r>
               <w:rPr>
-                <w:rFonts w:ascii="Aptos" w:hAnsi="Aptos"/>
                 <w:b/>
-                <w:color w:val="0A172A"/>
+                <w:color w:val="0B2D5C"/>
                 <w:sz w:val="17"/>
               </w:rPr>
               <w:t>Timed Trial</w:t>
@@ -499,50 +507,52 @@
         </w:tc>
         <w:tc>
           <w:tcPr>
-            <w:tcW w:type="dxa" w:w="3389"/>
-            <w:shd w:fill="F7FAFC"/>
+            <w:tcW w:type="dxa" w:w="4680"/>
+            <w:vAlign w:val="top"/>
           </w:tcPr>
           <w:p>
+            <w:r/>
             <w:r>
               <w:rPr>
-                <w:rFonts w:ascii="Aptos" w:hAnsi="Aptos"/>
                 <w:b w:val="0"/>
-                <w:color w:val="0A172A"/>
                 <w:sz w:val="17"/>
               </w:rPr>
-              <w:t>A ten-minute endurance run with a visible countdown. Correct answers advance; misses can push the learner back. No checkpoint battles.</w:t>
+              <w:t>A ten-minute run with a visible countdown and no checkpoints; the timer governs completion.</w:t>
             </w:r>
           </w:p>
         </w:tc>
         <w:tc>
           <w:tcPr>
-            <w:tcW w:type="dxa" w:w="3389"/>
-            <w:shd w:fill="F7FAFC"/>
+            <w:tcW w:type="dxa" w:w="3240"/>
+            <w:vAlign w:val="top"/>
           </w:tcPr>
           <w:p>
+            <w:r/>
             <w:r>
               <w:rPr>
-                <w:rFonts w:ascii="Aptos" w:hAnsi="Aptos"/>
                 <w:b w:val="0"/>
-                <w:color w:val="0A172A"/>
                 <w:sz w:val="17"/>
               </w:rPr>
-              <w:t>Use after students know the material and you want fluency under time.</w:t>
+              <w:t>Use for fluency practice after students know the material.</w:t>
             </w:r>
           </w:p>
         </w:tc>
       </w:tr>
       <w:tr>
+        <w:trPr>
+          <w:cantSplit/>
+        </w:trPr>
         <w:tc>
           <w:tcPr>
-            <w:tcW w:type="dxa" w:w="3389"/>
+            <w:tcW w:type="dxa" w:w="1944"/>
+            <w:vAlign w:val="top"/>
           </w:tcPr>
           <w:p>
+            <w:r/>
             <w:r>
               <w:rPr>
-                <w:rFonts w:ascii="Aptos" w:hAnsi="Aptos"/>
                 <w:b/>
-                <w:color w:val="0A172A"/>
+                <w:color w:val="0B2D5C"/>
                 <w:sz w:val="17"/>
               </w:rPr>
               <w:t>Exam Drill</w:t>
@@ -551,30 +561,30 @@
         </w:tc>
         <w:tc>
           <w:tcPr>
-            <w:tcW w:type="dxa" w:w="3389"/>
+            <w:tcW w:type="dxa" w:w="4680"/>
+            <w:vAlign w:val="top"/>
           </w:tcPr>
           <w:p>
+            <w:r/>
             <w:r>
               <w:rPr>
-                <w:rFonts w:ascii="Aptos" w:hAnsi="Aptos"/>
                 <w:b w:val="0"/>
-                <w:color w:val="0A172A"/>
                 <w:sz w:val="17"/>
               </w:rPr>
-              <w:t>A 30-room adaptive practice path without checkpoint battles, artifacts, or campaign consequences.</w:t>
+              <w:t>A 30-room adaptive practice path without checkpoints, milestones, or campaign progress.</w:t>
             </w:r>
           </w:p>
         </w:tc>
         <w:tc>
           <w:tcPr>
-            <w:tcW w:type="dxa" w:w="3389"/>
+            <w:tcW w:type="dxa" w:w="3240"/>
+            <w:vAlign w:val="top"/>
           </w:tcPr>
           <w:p>
+            <w:r/>
             <w:r>
               <w:rPr>
-                <w:rFonts w:ascii="Aptos" w:hAnsi="Aptos"/>
                 <w:b w:val="0"/>
-                <w:color w:val="0A172A"/>
                 <w:sz w:val="17"/>
               </w:rPr>
               <w:t>Use for lower-distraction review and diagnostic practice.</w:t>
@@ -583,17 +593,20 @@
         </w:tc>
       </w:tr>
       <w:tr>
+        <w:trPr>
+          <w:cantSplit/>
+        </w:trPr>
         <w:tc>
           <w:tcPr>
-            <w:tcW w:type="dxa" w:w="3389"/>
-            <w:shd w:fill="F7FAFC"/>
+            <w:tcW w:type="dxa" w:w="1944"/>
+            <w:vAlign w:val="top"/>
           </w:tcPr>
           <w:p>
+            <w:r/>
             <w:r>
               <w:rPr>
-                <w:rFonts w:ascii="Aptos" w:hAnsi="Aptos"/>
                 <w:b/>
-                <w:color w:val="0A172A"/>
+                <w:color w:val="0B2D5C"/>
                 <w:sz w:val="17"/>
               </w:rPr>
               <w:t>Legendary Mode</w:t>
@@ -602,50 +615,52 @@
         </w:tc>
         <w:tc>
           <w:tcPr>
-            <w:tcW w:type="dxa" w:w="3389"/>
-            <w:shd w:fill="F7FAFC"/>
+            <w:tcW w:type="dxa" w:w="4680"/>
+            <w:vAlign w:val="top"/>
           </w:tcPr>
           <w:p>
+            <w:r/>
             <w:r>
               <w:rPr>
-                <w:rFonts w:ascii="Aptos" w:hAnsi="Aptos"/>
                 <w:b w:val="0"/>
-                <w:color w:val="0A172A"/>
                 <w:sz w:val="17"/>
               </w:rPr>
-              <w:t>A full mastery-level run using dedicated harder questions and checkpoint encounters. Staged repair is removed.</w:t>
+              <w:t>A 30-room campaign using mastery-level, multi-step questions with close choices and no normal remediation sequence.</w:t>
             </w:r>
           </w:p>
         </w:tc>
         <w:tc>
           <w:tcPr>
-            <w:tcW w:type="dxa" w:w="3389"/>
-            <w:shd w:fill="F7FAFC"/>
+            <w:tcW w:type="dxa" w:w="3240"/>
+            <w:vAlign w:val="top"/>
           </w:tcPr>
           <w:p>
+            <w:r/>
             <w:r>
               <w:rPr>
-                <w:rFonts w:ascii="Aptos" w:hAnsi="Aptos"/>
                 <w:b w:val="0"/>
-                <w:color w:val="0A172A"/>
                 <w:sz w:val="17"/>
               </w:rPr>
-              <w:t>Use after ordinary mastery is stable.</w:t>
+              <w:t>Use as a later challenge after ordinary mastery is stable.</w:t>
             </w:r>
           </w:p>
         </w:tc>
       </w:tr>
       <w:tr>
+        <w:trPr>
+          <w:cantSplit/>
+        </w:trPr>
         <w:tc>
           <w:tcPr>
-            <w:tcW w:type="dxa" w:w="3389"/>
+            <w:tcW w:type="dxa" w:w="1944"/>
+            <w:vAlign w:val="top"/>
           </w:tcPr>
           <w:p>
+            <w:r/>
             <w:r>
               <w:rPr>
-                <w:rFonts w:ascii="Aptos" w:hAnsi="Aptos"/>
                 <w:b/>
-                <w:color w:val="0A172A"/>
+                <w:color w:val="0B2D5C"/>
                 <w:sz w:val="17"/>
               </w:rPr>
               <w:t>Score Attack</w:t>
@@ -654,33 +669,303 @@
         </w:tc>
         <w:tc>
           <w:tcPr>
-            <w:tcW w:type="dxa" w:w="3389"/>
+            <w:tcW w:type="dxa" w:w="4680"/>
+            <w:vAlign w:val="top"/>
           </w:tcPr>
           <w:p>
+            <w:r/>
             <w:r>
               <w:rPr>
-                <w:rFonts w:ascii="Aptos" w:hAnsi="Aptos"/>
                 <w:b w:val="0"/>
-                <w:color w:val="0A172A"/>
                 <w:sz w:val="17"/>
               </w:rPr>
-              <w:t>A full path with checkpoint encounters and arcade scoring for correct answers, speed, streaks, misses, and rapid guessing.</w:t>
+              <w:t>A scored run rewarding correct answers, speed, and streaks while penalizing misses and rapid guessing.</w:t>
             </w:r>
           </w:p>
         </w:tc>
         <w:tc>
           <w:tcPr>
-            <w:tcW w:type="dxa" w:w="3389"/>
+            <w:tcW w:type="dxa" w:w="3240"/>
+            <w:vAlign w:val="top"/>
           </w:tcPr>
           <w:p>
+            <w:r/>
             <w:r>
               <w:rPr>
-                <w:rFonts w:ascii="Aptos" w:hAnsi="Aptos"/>
                 <w:b w:val="0"/>
-                <w:color w:val="0A172A"/>
                 <w:sz w:val="17"/>
               </w:rPr>
               <w:t>Use for repeat practice and motivation, not first exposure.</w:t>
+            </w:r>
+          </w:p>
+        </w:tc>
+      </w:tr>
+      <w:tr>
+        <w:trPr>
+          <w:cantSplit/>
+        </w:trPr>
+        <w:tc>
+          <w:tcPr>
+            <w:tcW w:type="dxa" w:w="1944"/>
+            <w:vAlign w:val="top"/>
+          </w:tcPr>
+          <w:p>
+            <w:r/>
+            <w:r>
+              <w:rPr>
+                <w:b/>
+                <w:color w:val="0B2D5C"/>
+                <w:sz w:val="17"/>
+              </w:rPr>
+              <w:t>Quiz</w:t>
+            </w:r>
+          </w:p>
+        </w:tc>
+        <w:tc>
+          <w:tcPr>
+            <w:tcW w:type="dxa" w:w="4680"/>
+            <w:vAlign w:val="top"/>
+          </w:tcPr>
+          <w:p>
+            <w:r/>
+            <w:r>
+              <w:rPr>
+                <w:b w:val="0"/>
+                <w:sz w:val="17"/>
+              </w:rPr>
+              <w:t>A fixed run of 1-15 questions chosen by the student while faculty-selected concepts remain fixed.</w:t>
+            </w:r>
+          </w:p>
+        </w:tc>
+        <w:tc>
+          <w:tcPr>
+            <w:tcW w:type="dxa" w:w="3240"/>
+            <w:vAlign w:val="top"/>
+          </w:tcPr>
+          <w:p>
+            <w:r/>
+            <w:r>
+              <w:rPr>
+                <w:b w:val="0"/>
+                <w:sz w:val="17"/>
+              </w:rPr>
+              <w:t>Use when assigning a specific-length classroom or homework run.</w:t>
+            </w:r>
+          </w:p>
+        </w:tc>
+      </w:tr>
+      <w:tr>
+        <w:trPr>
+          <w:cantSplit/>
+        </w:trPr>
+        <w:tc>
+          <w:tcPr>
+            <w:tcW w:type="dxa" w:w="1944"/>
+            <w:vAlign w:val="top"/>
+          </w:tcPr>
+          <w:p>
+            <w:r/>
+            <w:r>
+              <w:rPr>
+                <w:b/>
+                <w:color w:val="0B2D5C"/>
+                <w:sz w:val="17"/>
+              </w:rPr>
+              <w:t>Unlimited Practice</w:t>
+            </w:r>
+          </w:p>
+        </w:tc>
+        <w:tc>
+          <w:tcPr>
+            <w:tcW w:type="dxa" w:w="4680"/>
+            <w:vAlign w:val="top"/>
+          </w:tcPr>
+          <w:p>
+            <w:r/>
+            <w:r>
+              <w:rPr>
+                <w:b w:val="0"/>
+                <w:sz w:val="17"/>
+              </w:rPr>
+              <w:t>Adaptive practice repeats in 30-question cycles until the student ends the session and generates a report.</w:t>
+            </w:r>
+          </w:p>
+        </w:tc>
+        <w:tc>
+          <w:tcPr>
+            <w:tcW w:type="dxa" w:w="3240"/>
+            <w:vAlign w:val="top"/>
+          </w:tcPr>
+          <w:p>
+            <w:r/>
+            <w:r>
+              <w:rPr>
+                <w:b w:val="0"/>
+                <w:sz w:val="17"/>
+              </w:rPr>
+              <w:t>Use for open-ended practice where students decide when to stop.</w:t>
+            </w:r>
+          </w:p>
+        </w:tc>
+      </w:tr>
+      <w:tr>
+        <w:trPr>
+          <w:cantSplit/>
+        </w:trPr>
+        <w:tc>
+          <w:tcPr>
+            <w:tcW w:type="dxa" w:w="1944"/>
+            <w:vAlign w:val="top"/>
+          </w:tcPr>
+          <w:p>
+            <w:r/>
+            <w:r>
+              <w:rPr>
+                <w:b/>
+                <w:color w:val="0B2D5C"/>
+                <w:sz w:val="17"/>
+              </w:rPr>
+              <w:t>Trial by Graph</w:t>
+            </w:r>
+          </w:p>
+        </w:tc>
+        <w:tc>
+          <w:tcPr>
+            <w:tcW w:type="dxa" w:w="4680"/>
+            <w:vAlign w:val="top"/>
+          </w:tcPr>
+          <w:p>
+            <w:r/>
+            <w:r>
+              <w:rPr>
+                <w:b w:val="0"/>
+                <w:sz w:val="17"/>
+              </w:rPr>
+              <w:t>A 10-, 15-, or 20-question run using only audited items in which the graph is required; only supported lengths appear.</w:t>
+            </w:r>
+          </w:p>
+        </w:tc>
+        <w:tc>
+          <w:tcPr>
+            <w:tcW w:type="dxa" w:w="3240"/>
+            <w:vAlign w:val="top"/>
+          </w:tcPr>
+          <w:p>
+            <w:r/>
+            <w:r>
+              <w:rPr>
+                <w:b w:val="0"/>
+                <w:sz w:val="17"/>
+              </w:rPr>
+              <w:t>Use for concentrated graphical-analysis practice.</w:t>
+            </w:r>
+          </w:p>
+        </w:tc>
+      </w:tr>
+      <w:tr>
+        <w:trPr>
+          <w:cantSplit/>
+        </w:trPr>
+        <w:tc>
+          <w:tcPr>
+            <w:tcW w:type="dxa" w:w="1944"/>
+            <w:vAlign w:val="top"/>
+          </w:tcPr>
+          <w:p>
+            <w:r/>
+            <w:r>
+              <w:rPr>
+                <w:b/>
+                <w:color w:val="0B2D5C"/>
+                <w:sz w:val="17"/>
+              </w:rPr>
+              <w:t>Fading Fortune</w:t>
+            </w:r>
+          </w:p>
+        </w:tc>
+        <w:tc>
+          <w:tcPr>
+            <w:tcW w:type="dxa" w:w="4680"/>
+            <w:vAlign w:val="top"/>
+          </w:tcPr>
+          <w:p>
+            <w:r/>
+            <w:r>
+              <w:rPr>
+                <w:b w:val="0"/>
+                <w:sz w:val="17"/>
+              </w:rPr>
+              <w:t>A 10-, 15-, or 20-question run. Random incorrect choices fade at difficulty-based intervals and value falls 100 -&gt; 75 -&gt; 50 -&gt; 25.</w:t>
+            </w:r>
+          </w:p>
+        </w:tc>
+        <w:tc>
+          <w:tcPr>
+            <w:tcW w:type="dxa" w:w="3240"/>
+            <w:vAlign w:val="top"/>
+          </w:tcPr>
+          <w:p>
+            <w:r/>
+            <w:r>
+              <w:rPr>
+                <w:b w:val="0"/>
+                <w:sz w:val="17"/>
+              </w:rPr>
+              <w:t>Use for time pressure without a full-run clock.</w:t>
+            </w:r>
+          </w:p>
+        </w:tc>
+      </w:tr>
+      <w:tr>
+        <w:trPr>
+          <w:cantSplit/>
+        </w:trPr>
+        <w:tc>
+          <w:tcPr>
+            <w:tcW w:type="dxa" w:w="1944"/>
+            <w:vAlign w:val="top"/>
+          </w:tcPr>
+          <w:p>
+            <w:r/>
+            <w:r>
+              <w:rPr>
+                <w:b/>
+                <w:color w:val="0B2D5C"/>
+                <w:sz w:val="17"/>
+              </w:rPr>
+              <w:t>Risk &amp; Reward</w:t>
+            </w:r>
+          </w:p>
+        </w:tc>
+        <w:tc>
+          <w:tcPr>
+            <w:tcW w:type="dxa" w:w="4680"/>
+            <w:vAlign w:val="top"/>
+          </w:tcPr>
+          <w:p>
+            <w:r/>
+            <w:r>
+              <w:rPr>
+                <w:b w:val="0"/>
+                <w:sz w:val="17"/>
+              </w:rPr>
+              <w:t>A 10-, 15-, or 20-question run with a 1,000-point bankroll. Students risk 10%, 25%, 50%, or all in before seeing each question.</w:t>
+            </w:r>
+          </w:p>
+        </w:tc>
+        <w:tc>
+          <w:tcPr>
+            <w:tcW w:type="dxa" w:w="3240"/>
+            <w:vAlign w:val="top"/>
+          </w:tcPr>
+          <w:p>
+            <w:r/>
+            <w:r>
+              <w:rPr>
+                <w:b w:val="0"/>
+                <w:sz w:val="17"/>
+              </w:rPr>
+              <w:t>Use for strategic confidence-and-stakes decisions.</w:t>
             </w:r>
           </w:p>
         </w:tc>
@@ -727,25 +1012,8 @@
             </w:tcBorders>
           </w:tcPr>
           <w:p>
-            <w:pPr>
-              <w:spacing w:after="0"/>
-            </w:pPr>
             <w:r>
-              <w:rPr>
-                <w:rFonts w:ascii="Aptos" w:hAnsi="Aptos"/>
-                <w:b/>
-                <w:color w:val="062454"/>
-                <w:sz w:val="21"/>
-              </w:rPr>
-              <w:t xml:space="preserve">Device warning:  </w:t>
-            </w:r>
-            <w:r>
-              <w:rPr>
-                <w:rFonts w:ascii="Aptos" w:hAnsi="Aptos"/>
-                <w:color w:val="0A172A"/>
-                <w:sz w:val="21"/>
-              </w:rPr>
-              <w:t>Local progress may disappear if you clear browser site data or move to another device. Standard Campaign and Legendary Mode can resume locally; Timed Trial, Exam Drill, and Score Attack do not resume interrupted attempts.</w:t>
+              <w:t>Device warning: Local progress may disappear if you clear browser site data or move to another device. Standard Campaign and Legendary Mode can resume locally; other mode attempts end when you leave the run.</w:t>
             </w:r>
           </w:p>
         </w:tc>
@@ -782,6 +1050,12 @@
           <w:sz w:val="20"/>
         </w:rPr>
         <w:t>☐  I reached the required result screen or stopping point.</w:t>
+      </w:r>
+    </w:p>
+    <w:p>
+      <w:pPr/>
+      <w:r>
+        <w:t>☐  If my report recommended a Concept Review, I opened it and returned to the assigned practice step.</w:t>
       </w:r>
     </w:p>
     <w:p>
@@ -895,12 +1169,7 @@
     </w:p>
     <w:p>
       <w:r>
-        <w:rPr>
-          <w:rFonts w:ascii="Aptos" w:hAnsi="Aptos"/>
-          <w:color w:val="0A172A"/>
-          <w:sz w:val="20"/>
-        </w:rPr>
-        <w:t>☐  Every enabled mode launches and completes correctly.</w:t>
+        <w:t>☐  Every enabled mode launches and completes correctly, including supported setup choices for Quiz and the 10/15/20-question modes.</w:t>
       </w:r>
     </w:p>
     <w:p>
@@ -955,12 +1224,7 @@
     </w:p>
     <w:p>
       <w:r>
-        <w:rPr>
-          <w:rFonts w:ascii="Aptos" w:hAnsi="Aptos"/>
-          <w:color w:val="0A172A"/>
-          <w:sz w:val="20"/>
-        </w:rPr>
-        <w:t>☐  Result screens, mastery reports, copy/download controls, and return-to-menu behavior were checked.</w:t>
+        <w:t>☐  Result screens, Mastery Report 2.0, Concept Review recommendations, copy/download controls, and return-to-practice behavior were checked.</w:t>
       </w:r>
     </w:p>
     <w:p>
@@ -1002,6 +1266,12 @@
       </w:r>
     </w:p>
     <w:p>
+      <w:pPr/>
+      <w:r>
+        <w:t>☐  I explain that a Concept Review appears only when meaningful weakness evidence maps to a review included in the game package.</w:t>
+      </w:r>
+    </w:p>
+    <w:p>
       <w:r>
         <w:rPr>
           <w:rFonts w:ascii="Aptos" w:hAnsi="Aptos"/>
@@ -1016,26 +1286,12 @@
         <w:pStyle w:val="Heading2"/>
       </w:pPr>
       <w:r>
-        <w:t>Copy-ready short Canvas version</w:t>
+        <w:t>Copy-ready results follow-up</w:t>
       </w:r>
     </w:p>
     <w:p>
       <w:r>
-        <w:rPr>
-          <w:rFonts w:ascii="Aptos" w:hAnsi="Aptos"/>
-          <w:color w:val="0A172A"/>
-          <w:sz w:val="19"/>
-        </w:rPr>
-        <w:t>[Game Title] — [Assigned Mode]</w:t>
-        <w:br/>
-        <w:br/>
-        <w:t>Complete the [assigned mode] in [Game Title] to review [unit/topics]. Use the embedded game below or open [game URL]. Complete it by [due date]. This activity is worth [credit]. Submit [required evidence] in [Canvas location].</w:t>
-        <w:br/>
-        <w:br/>
-        <w:t>The game stores progress and run data locally in your browser. It does not automatically send your question-level gameplay records to a Mastery Quests server. If this assignment requires a screenshot, mastery report, verification code, CSV, or other evidence, submit that item through the course workflow.</w:t>
-        <w:br/>
-        <w:br/>
-        <w:t>If the game does not load or is not accessible on your device, contact [help information].</w:t>
+        <w:t>After the run, read Mastery Report 2.0. If it recommends a Concept Review, open the one-page PDF, complete its check-yourself step, and return to the practice your instructor assigned. If the game or review does not load or is not accessible on your device, contact [help information].</w:t>
       </w:r>
     </w:p>
     <w:sectPr>

--- a/downloads/resources/student-instructions-and-faculty-customization-checklist.docx
+++ b/downloads/resources/student-instructions-and-faculty-customization-checklist.docx
@@ -1055,7 +1055,7 @@
     <w:p>
       <w:pPr/>
       <w:r>
-        <w:t>☐  If my report recommended a Concept Review, I opened it and returned to the assigned practice step.</w:t>
+        <w:t>☐  If my report recommended a Concept Review, I opened the web-hosted PDF and returned to the assigned practice step.</w:t>
       </w:r>
     </w:p>
     <w:p>
@@ -1268,7 +1268,7 @@
     <w:p>
       <w:pPr/>
       <w:r>
-        <w:t>☐  I explain that a Concept Review appears only when meaningful weakness evidence maps to a review included in the game package.</w:t>
+        <w:t>☐  I explain that a Concept Review appears only when meaningful weakness evidence maps to a review available through the Mastery Quests web library.</w:t>
       </w:r>
     </w:p>
     <w:p>
@@ -1291,7 +1291,7 @@
     </w:p>
     <w:p>
       <w:r>
-        <w:t>After the run, read Mastery Report 2.0. If it recommends a Concept Review, open the one-page PDF, complete its check-yourself step, and return to the practice your instructor assigned. If the game or review does not load or is not accessible on your device, contact [help information].</w:t>
+        <w:t>After the run, read Mastery Report 2.0. If it recommends a Concept Review, open the one-page PDF, complete its check-yourself step, and return to the practice your instructor assigned. Concept Reviews open from the Mastery Quests web library and require internet access. If the game or review does not load or is not accessible on your device, contact [help information].</w:t>
       </w:r>
     </w:p>
     <w:sectPr>

--- a/downloads/resources/student-instructions-and-faculty-customization-checklist.docx
+++ b/downloads/resources/student-instructions-and-faculty-customization-checklist.docx
@@ -100,7 +100,7 @@
                 <w:color w:val="062454"/>
                 <w:sz w:val="21"/>
               </w:rPr>
-              <w:t xml:space="preserve">Use this file in two pieces:  </w:t>
+              <w:t>Use this file in two pieces:  Part I can be copied into your LMS after you replace the bracketed fields. Part II is faculty-only.</w:t>
             </w:r>
             <w:r>
               <w:rPr>
@@ -108,7 +108,6 @@
                 <w:color w:val="0A172A"/>
                 <w:sz w:val="21"/>
               </w:rPr>
-              <w:t>Part I can be copied into Canvas after you replace the bracketed fields. Part II is faculty-only.</w:t>
             </w:r>
           </w:p>
         </w:tc>
@@ -180,7 +179,7 @@
                 <w:color w:val="0A172A"/>
                 <w:sz w:val="18"/>
               </w:rPr>
-              <w:t>[Published game URL or embedded Canvas page]</w:t>
+              <w:t>[Published game URL or LMS page/link]</w:t>
             </w:r>
           </w:p>
         </w:tc>
@@ -1075,7 +1074,7 @@
           <w:color w:val="0A172A"/>
           <w:sz w:val="20"/>
         </w:rPr>
-        <w:t>☐  I submitted that evidence in the correct Canvas location before the deadline.</w:t>
+        <w:t>☐  I submitted that evidence in the correct LMS or assignment location before the deadline.</w:t>
       </w:r>
     </w:p>
     <w:p>
@@ -1154,7 +1153,7 @@
           <w:color w:val="0A172A"/>
           <w:sz w:val="20"/>
         </w:rPr>
-        <w:t>☐  The public HTTPS game URL opens outside Canvas.</w:t>
+        <w:t>☐  The public HTTPS game URL opens outside the LMS.</w:t>
       </w:r>
     </w:p>
     <w:p>
@@ -1164,7 +1163,13 @@
           <w:color w:val="0A172A"/>
           <w:sz w:val="20"/>
         </w:rPr>
-        <w:t>☐  The Canvas iframe opens in Student View.</w:t>
+        <w:t>☐  The LMS link opens correctly; if the game is embedded, the iframe also works in the learner/student view when available.</w:t>
+      </w:r>
+    </w:p>
+    <w:p>
+      <w:pPr/>
+      <w:r>
+        <w:t>☐  If the LMS or institution blocks external iframes, I use the same public HTTPS game URL as an external course link.</w:t>
       </w:r>
     </w:p>
     <w:p>

--- a/downloads/resources/student-instructions-and-faculty-customization-checklist.docx
+++ b/downloads/resources/student-instructions-and-faculty-customization-checklist.docx
@@ -1229,6 +1229,21 @@
     </w:p>
     <w:p>
       <w:r>
+        <w:t>☐  Appearance is correct; official or custom artwork displays as intended and gameplay text remains readable.</w:t>
+      </w:r>
+    </w:p>
+    <w:p>
+      <w:r>
+        <w:t>☐  Configured hallways and Guide, Boss, Artifact, and mode images render where expected.</w:t>
+      </w:r>
+    </w:p>
+    <w:p>
+      <w:r>
+        <w:t>☐  The estimated package size was reviewed, and the generated game HTML was opened and tested.</w:t>
+      </w:r>
+    </w:p>
+    <w:p>
+      <w:r>
         <w:t>☐  Result screens, Mastery Report 2.0, Concept Review recommendations, copy/download controls, and return-to-practice behavior were checked.</w:t>
       </w:r>
     </w:p>

--- a/downloads/resources/student-instructions-and-faculty-customization-checklist.docx
+++ b/downloads/resources/student-instructions-and-faculty-customization-checklist.docx
@@ -78,6 +78,9 @@
         <w:gridCol w:w="10166"/>
       </w:tblGrid>
       <w:tr>
+        <w:trPr>
+          <w:cantSplit/>
+        </w:trPr>
         <w:tc>
           <w:tcPr>
             <w:tcW w:type="dxa" w:w="10166"/>
@@ -136,7 +139,7 @@
     </w:p>
     <w:p>
       <w:r>
-        <w:t>Complete the assigned mode in [Game Title] to practice [course unit / topics]. The game uses adaptive multiple-choice practice, immediate feedback, and Mastery Report 2.0. Correct answers move you forward; misses may create setbacks or targeted repair. When warranted, the report may recommend a one-page Concept Review before you return to practice.</w:t>
+        <w:t>Complete the assigned mode in [Game Title] to practice [course unit / topics]. The game uses multiple-choice practice with mode-specific selection and feedback, and Mastery Report. Correct answers move you forward; misses may create setbacks or targeted repair. When warranted, the report may recommend a one-page Concept Review before you return to practice.</w:t>
       </w:r>
     </w:p>
     <w:tbl>
@@ -151,6 +154,9 @@
         <w:gridCol w:w="5083"/>
       </w:tblGrid>
       <w:tr>
+        <w:trPr>
+          <w:cantSplit/>
+        </w:trPr>
         <w:tc>
           <w:tcPr>
             <w:tcW w:type="dxa" w:w="5083"/>
@@ -185,6 +191,9 @@
         </w:tc>
       </w:tr>
       <w:tr>
+        <w:trPr>
+          <w:cantSplit/>
+        </w:trPr>
         <w:tc>
           <w:tcPr>
             <w:tcW w:type="dxa" w:w="5083"/>
@@ -214,6 +223,9 @@
         </w:tc>
       </w:tr>
       <w:tr>
+        <w:trPr>
+          <w:cantSplit/>
+        </w:trPr>
         <w:tc>
           <w:tcPr>
             <w:tcW w:type="dxa" w:w="5083"/>
@@ -248,6 +260,9 @@
         </w:tc>
       </w:tr>
       <w:tr>
+        <w:trPr>
+          <w:cantSplit/>
+        </w:trPr>
         <w:tc>
           <w:tcPr>
             <w:tcW w:type="dxa" w:w="5083"/>
@@ -282,6 +297,9 @@
         </w:tc>
       </w:tr>
       <w:tr>
+        <w:trPr>
+          <w:cantSplit/>
+        </w:trPr>
         <w:tc>
           <w:tcPr>
             <w:tcW w:type="dxa" w:w="5083"/>
@@ -316,6 +334,9 @@
         </w:tc>
       </w:tr>
       <w:tr>
+        <w:trPr>
+          <w:cantSplit/>
+        </w:trPr>
         <w:tc>
           <w:tcPr>
             <w:tcW w:type="dxa" w:w="5083"/>
@@ -373,6 +394,7 @@
       <w:tr>
         <w:trPr>
           <w:tblHeader w:val="true"/>
+          <w:cantSplit/>
         </w:trPr>
         <w:tc>
           <w:tcPr>
@@ -432,6 +454,7 @@
       <w:tr>
         <w:trPr>
           <w:cantSplit/>
+          <w:cantSplit/>
         </w:trPr>
         <w:tc>
           <w:tcPr>
@@ -485,6 +508,7 @@
       </w:tr>
       <w:tr>
         <w:trPr>
+          <w:cantSplit/>
           <w:cantSplit/>
         </w:trPr>
         <w:tc>
@@ -540,6 +564,7 @@
       <w:tr>
         <w:trPr>
           <w:cantSplit/>
+          <w:cantSplit/>
         </w:trPr>
         <w:tc>
           <w:tcPr>
@@ -570,7 +595,7 @@
                 <w:b w:val="0"/>
                 <w:sz w:val="17"/>
               </w:rPr>
-              <w:t>A 30-room adaptive practice path without checkpoints, milestones, or campaign progress.</w:t>
+              <w:t>Adaptive nine-question sections with review and revision before checkpoint commitment; correctness stays hidden while a section is active.</w:t>
             </w:r>
           </w:p>
         </w:tc>
@@ -586,13 +611,14 @@
                 <w:b w:val="0"/>
                 <w:sz w:val="17"/>
               </w:rPr>
-              <w:t>Use for lower-distraction review and diagnostic practice.</w:t>
+              <w:t>Use for section-based review and deliberate answer commitment.</w:t>
             </w:r>
           </w:p>
         </w:tc>
       </w:tr>
       <w:tr>
         <w:trPr>
+          <w:cantSplit/>
           <w:cantSplit/>
         </w:trPr>
         <w:tc>
@@ -648,6 +674,7 @@
       <w:tr>
         <w:trPr>
           <w:cantSplit/>
+          <w:cantSplit/>
         </w:trPr>
         <w:tc>
           <w:tcPr>
@@ -701,6 +728,7 @@
       </w:tr>
       <w:tr>
         <w:trPr>
+          <w:cantSplit/>
           <w:cantSplit/>
         </w:trPr>
         <w:tc>
@@ -756,6 +784,7 @@
       <w:tr>
         <w:trPr>
           <w:cantSplit/>
+          <w:cantSplit/>
         </w:trPr>
         <w:tc>
           <w:tcPr>
@@ -809,6 +838,7 @@
       </w:tr>
       <w:tr>
         <w:trPr>
+          <w:cantSplit/>
           <w:cantSplit/>
         </w:trPr>
         <w:tc>
@@ -864,6 +894,7 @@
       <w:tr>
         <w:trPr>
           <w:cantSplit/>
+          <w:cantSplit/>
         </w:trPr>
         <w:tc>
           <w:tcPr>
@@ -917,6 +948,7 @@
       </w:tr>
       <w:tr>
         <w:trPr>
+          <w:cantSplit/>
           <w:cantSplit/>
         </w:trPr>
         <w:tc>
@@ -987,6 +1019,9 @@
       <w:r>
         <w:t>The game can keep your name or initials, progress, local results, and preferences in the browser on the device you are using. It does not automatically send your question-level gameplay records to a Mastery Quests server. If your instructor asks you to submit a screenshot, verification code, mastery report, CSV, or other evidence, you choose to submit that item through the course workflow.</w:t>
       </w:r>
+      <w:r>
+        <w:t xml:space="preserve"> Separate classroom research builds may collect anonymous measurements; use their course or study notice instead of assuming the public workflow.</w:t>
+      </w:r>
     </w:p>
     <w:tbl>
       <w:tblPr>
@@ -999,6 +1034,9 @@
         <w:gridCol w:w="10166"/>
       </w:tblGrid>
       <w:tr>
+        <w:trPr>
+          <w:cantSplit/>
+        </w:trPr>
         <w:tc>
           <w:tcPr>
             <w:tcW w:type="dxa" w:w="10166"/>
@@ -1194,7 +1232,7 @@
           <w:color w:val="0A172A"/>
           <w:sz w:val="20"/>
         </w:rPr>
-        <w:t>☐  Exam Drill completes its own 30-room practice path.</w:t>
+        <w:t>☐  Exam Drill supports section review, revision, and checkpoint commitment.</w:t>
       </w:r>
     </w:p>
     <w:p>
@@ -1244,7 +1282,7 @@
     </w:p>
     <w:p>
       <w:r>
-        <w:t>☐  Result screens, Mastery Report 2.0, Concept Review recommendations, copy/download controls, and return-to-practice behavior were checked.</w:t>
+        <w:t>☐  Result screens, Mastery Report, Concept Review recommendations, copy/download controls, and return-to-practice behavior were checked.</w:t>
       </w:r>
     </w:p>
     <w:p>
@@ -1311,7 +1349,12 @@
     </w:p>
     <w:p>
       <w:r>
-        <w:t>After the run, read Mastery Report 2.0. If it recommends a Concept Review, open the one-page PDF, complete its check-yourself step, and return to the practice your instructor assigned. Concept Reviews open from the Mastery Quests web library and require internet access. If the game or review does not load or is not accessible on your device, contact [help information].</w:t>
+        <w:t>After the run, read Mastery Report. If it recommends a Concept Review, open the one-page PDF, complete its check-yourself step, and return to the practice your instructor assigned. Concept Reviews open from the Mastery Quests web library and require internet access. If the game or review does not load or is not accessible on your device, contact [help information].</w:t>
+      </w:r>
+    </w:p>
+    <w:p>
+      <w:r>
+        <w:t>Current online guidance: https://masteryquests.org/how-to/composer/ | Learning outcomes: https://masteryquests.org/how-to/learning-outcomes/ | Data interpretation: https://masteryquests.org/how-to/telemetry-data-dictionary/</w:t>
       </w:r>
     </w:p>
     <w:sectPr>
